--- a/CÔNG TY TNHH MTV CỬU LONG FURNITURE/Notes.docx
+++ b/CÔNG TY TNHH MTV CỬU LONG FURNITURE/Notes.docx
@@ -4,7 +4,167 @@
   <w:body>
     <w:p>
       <w:r>
-        <w:t xml:space="preserve">CÔNG TY TRÁCH NHIỆM HỮU HẠN MỘT THÀNH VIÊN Mã số doanh nghiệp: 3703369798 Đăng ký lần đầu: ngày 28 tháng 08 năm 2025 Đăng ký thay đổi lần thứ: 1, ngày 17 tháng 10 năm 2025 </w:t>
+        <w:t xml:space="preserve">CÔNG TY TRÁCH NHIỆM HỮU HẠN MỘT THÀNH VIÊN </w:t>
+      </w:r>
+      <w:proofErr w:type="spellStart"/>
+      <w:r>
+        <w:t>Mã</w:t>
+      </w:r>
+      <w:proofErr w:type="spellEnd"/>
+      <w:r>
+        <w:t xml:space="preserve"> </w:t>
+      </w:r>
+      <w:proofErr w:type="spellStart"/>
+      <w:r>
+        <w:t>số</w:t>
+      </w:r>
+      <w:proofErr w:type="spellEnd"/>
+      <w:r>
+        <w:t xml:space="preserve"> </w:t>
+      </w:r>
+      <w:proofErr w:type="spellStart"/>
+      <w:r>
+        <w:t>doanh</w:t>
+      </w:r>
+      <w:proofErr w:type="spellEnd"/>
+      <w:r>
+        <w:t xml:space="preserve"> </w:t>
+      </w:r>
+      <w:proofErr w:type="spellStart"/>
+      <w:r>
+        <w:t>nghiệp</w:t>
+      </w:r>
+      <w:proofErr w:type="spellEnd"/>
+      <w:r>
+        <w:t xml:space="preserve">: 3703369798 </w:t>
+      </w:r>
+      <w:proofErr w:type="spellStart"/>
+      <w:r>
+        <w:t>Đăng</w:t>
+      </w:r>
+      <w:proofErr w:type="spellEnd"/>
+      <w:r>
+        <w:t xml:space="preserve"> </w:t>
+      </w:r>
+      <w:proofErr w:type="spellStart"/>
+      <w:r>
+        <w:t>ký</w:t>
+      </w:r>
+      <w:proofErr w:type="spellEnd"/>
+      <w:r>
+        <w:t xml:space="preserve"> </w:t>
+      </w:r>
+      <w:proofErr w:type="spellStart"/>
+      <w:r>
+        <w:t>lần</w:t>
+      </w:r>
+      <w:proofErr w:type="spellEnd"/>
+      <w:r>
+        <w:t xml:space="preserve"> </w:t>
+      </w:r>
+      <w:proofErr w:type="spellStart"/>
+      <w:r>
+        <w:t>đầu</w:t>
+      </w:r>
+      <w:proofErr w:type="spellEnd"/>
+      <w:r>
+        <w:t xml:space="preserve">: </w:t>
+      </w:r>
+      <w:proofErr w:type="spellStart"/>
+      <w:r>
+        <w:t>ngày</w:t>
+      </w:r>
+      <w:proofErr w:type="spellEnd"/>
+      <w:r>
+        <w:t xml:space="preserve"> 28 </w:t>
+      </w:r>
+      <w:proofErr w:type="spellStart"/>
+      <w:r>
+        <w:t>tháng</w:t>
+      </w:r>
+      <w:proofErr w:type="spellEnd"/>
+      <w:r>
+        <w:t xml:space="preserve"> 08 </w:t>
+      </w:r>
+      <w:proofErr w:type="spellStart"/>
+      <w:r>
+        <w:t>năm</w:t>
+      </w:r>
+      <w:proofErr w:type="spellEnd"/>
+      <w:r>
+        <w:t xml:space="preserve"> 2025 </w:t>
+      </w:r>
+      <w:proofErr w:type="spellStart"/>
+      <w:r>
+        <w:t>Đăng</w:t>
+      </w:r>
+      <w:proofErr w:type="spellEnd"/>
+      <w:r>
+        <w:t xml:space="preserve"> </w:t>
+      </w:r>
+      <w:proofErr w:type="spellStart"/>
+      <w:r>
+        <w:t>ký</w:t>
+      </w:r>
+      <w:proofErr w:type="spellEnd"/>
+      <w:r>
+        <w:t xml:space="preserve"> </w:t>
+      </w:r>
+      <w:proofErr w:type="spellStart"/>
+      <w:r>
+        <w:t>thay</w:t>
+      </w:r>
+      <w:proofErr w:type="spellEnd"/>
+      <w:r>
+        <w:t xml:space="preserve"> </w:t>
+      </w:r>
+      <w:proofErr w:type="spellStart"/>
+      <w:r>
+        <w:t>đổi</w:t>
+      </w:r>
+      <w:proofErr w:type="spellEnd"/>
+      <w:r>
+        <w:t xml:space="preserve"> </w:t>
+      </w:r>
+      <w:proofErr w:type="spellStart"/>
+      <w:r>
+        <w:t>lần</w:t>
+      </w:r>
+      <w:proofErr w:type="spellEnd"/>
+      <w:r>
+        <w:t xml:space="preserve"> </w:t>
+      </w:r>
+      <w:proofErr w:type="spellStart"/>
+      <w:r>
+        <w:t>thứ</w:t>
+      </w:r>
+      <w:proofErr w:type="spellEnd"/>
+      <w:r>
+        <w:t xml:space="preserve">: 1, </w:t>
+      </w:r>
+      <w:proofErr w:type="spellStart"/>
+      <w:r>
+        <w:t>ngày</w:t>
+      </w:r>
+      <w:proofErr w:type="spellEnd"/>
+      <w:r>
+        <w:t xml:space="preserve"> 17 </w:t>
+      </w:r>
+      <w:proofErr w:type="spellStart"/>
+      <w:r>
+        <w:t>tháng</w:t>
+      </w:r>
+      <w:proofErr w:type="spellEnd"/>
+      <w:r>
+        <w:t xml:space="preserve"> 10 </w:t>
+      </w:r>
+      <w:proofErr w:type="spellStart"/>
+      <w:r>
+        <w:t>năm</w:t>
+      </w:r>
+      <w:proofErr w:type="spellEnd"/>
+      <w:r>
+        <w:t xml:space="preserve"> 2025 </w:t>
       </w:r>
     </w:p>
     <w:p>
@@ -13,26 +173,173 @@
           <w:b/>
           <w:bCs/>
         </w:rPr>
-        <w:t>1. Tên công ty</w:t>
+        <w:t xml:space="preserve">1. </w:t>
+      </w:r>
+      <w:proofErr w:type="spellStart"/>
+      <w:r>
+        <w:rPr>
+          <w:b/>
+          <w:bCs/>
+        </w:rPr>
+        <w:t>Tên</w:t>
+      </w:r>
+      <w:proofErr w:type="spellEnd"/>
+      <w:r>
+        <w:rPr>
+          <w:b/>
+          <w:bCs/>
+        </w:rPr>
+        <w:t xml:space="preserve"> </w:t>
+      </w:r>
+      <w:proofErr w:type="spellStart"/>
+      <w:r>
+        <w:rPr>
+          <w:b/>
+          <w:bCs/>
+        </w:rPr>
+        <w:t>công</w:t>
+      </w:r>
+      <w:proofErr w:type="spellEnd"/>
+      <w:r>
+        <w:rPr>
+          <w:b/>
+          <w:bCs/>
+        </w:rPr>
+        <w:t xml:space="preserve"> ty</w:t>
       </w:r>
     </w:p>
     <w:p>
-      <w:r>
-        <w:t xml:space="preserve">Tên công ty viết bằng tiếng Việt: CÔNG TY TNHH MTV CỬU LONG FURNITURE Tên công ty viết bằng tiếng nước ngoài: Tên công ty viết tắt: </w:t>
+      <w:proofErr w:type="spellStart"/>
+      <w:r>
+        <w:t>Tên</w:t>
+      </w:r>
+      <w:proofErr w:type="spellEnd"/>
+      <w:r>
+        <w:t xml:space="preserve"> </w:t>
+      </w:r>
+      <w:proofErr w:type="spellStart"/>
+      <w:r>
+        <w:t>công</w:t>
+      </w:r>
+      <w:proofErr w:type="spellEnd"/>
+      <w:r>
+        <w:t xml:space="preserve"> ty </w:t>
+      </w:r>
+      <w:proofErr w:type="spellStart"/>
+      <w:r>
+        <w:t>viết</w:t>
+      </w:r>
+      <w:proofErr w:type="spellEnd"/>
+      <w:r>
+        <w:t xml:space="preserve"> </w:t>
+      </w:r>
+      <w:proofErr w:type="spellStart"/>
+      <w:r>
+        <w:t>bằng</w:t>
+      </w:r>
+      <w:proofErr w:type="spellEnd"/>
+      <w:r>
+        <w:t xml:space="preserve"> </w:t>
+      </w:r>
+      <w:proofErr w:type="spellStart"/>
+      <w:r>
+        <w:t>tiếng</w:t>
+      </w:r>
+      <w:proofErr w:type="spellEnd"/>
+      <w:r>
+        <w:t xml:space="preserve"> Việt: CÔNG TY TNHH MTV CỬU LONG FURNITURE </w:t>
       </w:r>
     </w:p>
     <w:p>
-      <w:r>
-        <w:rPr>
-          <w:b/>
-          <w:bCs/>
-        </w:rPr>
-        <w:t>2. Địa chỉ trụ sở chính</w:t>
+      <w:proofErr w:type="spellStart"/>
+      <w:r>
+        <w:t>Tên</w:t>
+      </w:r>
+      <w:proofErr w:type="spellEnd"/>
+      <w:r>
+        <w:t xml:space="preserve"> </w:t>
+      </w:r>
+      <w:proofErr w:type="spellStart"/>
+      <w:r>
+        <w:t>công</w:t>
+      </w:r>
+      <w:proofErr w:type="spellEnd"/>
+      <w:r>
+        <w:t xml:space="preserve"> ty </w:t>
+      </w:r>
+      <w:proofErr w:type="spellStart"/>
+      <w:r>
+        <w:t>viết</w:t>
+      </w:r>
+      <w:proofErr w:type="spellEnd"/>
+      <w:r>
+        <w:t xml:space="preserve"> </w:t>
+      </w:r>
+      <w:proofErr w:type="spellStart"/>
+      <w:r>
+        <w:t>bằng</w:t>
+      </w:r>
+      <w:proofErr w:type="spellEnd"/>
+      <w:r>
+        <w:t xml:space="preserve"> </w:t>
+      </w:r>
+      <w:proofErr w:type="spellStart"/>
+      <w:r>
+        <w:t>tiếng</w:t>
+      </w:r>
+      <w:proofErr w:type="spellEnd"/>
+      <w:r>
+        <w:t xml:space="preserve"> </w:t>
+      </w:r>
+      <w:proofErr w:type="spellStart"/>
+      <w:r>
+        <w:t>nước</w:t>
+      </w:r>
+      <w:proofErr w:type="spellEnd"/>
+      <w:r>
+        <w:t xml:space="preserve"> </w:t>
+      </w:r>
+      <w:proofErr w:type="spellStart"/>
+      <w:r>
+        <w:t>ngoài</w:t>
+      </w:r>
+      <w:proofErr w:type="spellEnd"/>
+      <w:r>
+        <w:t xml:space="preserve">: </w:t>
       </w:r>
     </w:p>
     <w:p>
-      <w:r>
-        <w:t xml:space="preserve">Số 710/70 đường Lai Hưng 144, Khu phố Bến Tượng, Phường Bến Cát, Thành phố Hồ Chí Minh, Việt Nam Điện thoại: 0374692170 Thư điện tử: Số Fax: Website: </w:t>
+      <w:proofErr w:type="spellStart"/>
+      <w:r>
+        <w:t>Tên</w:t>
+      </w:r>
+      <w:proofErr w:type="spellEnd"/>
+      <w:r>
+        <w:t xml:space="preserve"> </w:t>
+      </w:r>
+      <w:proofErr w:type="spellStart"/>
+      <w:r>
+        <w:t>công</w:t>
+      </w:r>
+      <w:proofErr w:type="spellEnd"/>
+      <w:r>
+        <w:t xml:space="preserve"> ty </w:t>
+      </w:r>
+      <w:proofErr w:type="spellStart"/>
+      <w:r>
+        <w:t>viết</w:t>
+      </w:r>
+      <w:proofErr w:type="spellEnd"/>
+      <w:r>
+        <w:t xml:space="preserve"> </w:t>
+      </w:r>
+      <w:proofErr w:type="spellStart"/>
+      <w:r>
+        <w:t>tắt</w:t>
+      </w:r>
+      <w:proofErr w:type="spellEnd"/>
+      <w:r>
+        <w:t xml:space="preserve">: </w:t>
       </w:r>
     </w:p>
     <w:p>
@@ -41,12 +348,202 @@
           <w:b/>
           <w:bCs/>
         </w:rPr>
-        <w:t>3. Vốn điều lệ : 2.000.000.000 đồng.</w:t>
-      </w:r>
+        <w:t xml:space="preserve">2. </w:t>
+      </w:r>
+      <w:proofErr w:type="spellStart"/>
+      <w:r>
+        <w:rPr>
+          <w:b/>
+          <w:bCs/>
+        </w:rPr>
+        <w:t>Địa</w:t>
+      </w:r>
+      <w:proofErr w:type="spellEnd"/>
+      <w:r>
+        <w:rPr>
+          <w:b/>
+          <w:bCs/>
+        </w:rPr>
+        <w:t xml:space="preserve"> </w:t>
+      </w:r>
+      <w:proofErr w:type="spellStart"/>
+      <w:r>
+        <w:rPr>
+          <w:b/>
+          <w:bCs/>
+        </w:rPr>
+        <w:t>chỉ</w:t>
+      </w:r>
+      <w:proofErr w:type="spellEnd"/>
+      <w:r>
+        <w:rPr>
+          <w:b/>
+          <w:bCs/>
+        </w:rPr>
+        <w:t xml:space="preserve"> </w:t>
+      </w:r>
+      <w:proofErr w:type="spellStart"/>
+      <w:r>
+        <w:rPr>
+          <w:b/>
+          <w:bCs/>
+        </w:rPr>
+        <w:t>trụ</w:t>
+      </w:r>
+      <w:proofErr w:type="spellEnd"/>
+      <w:r>
+        <w:rPr>
+          <w:b/>
+          <w:bCs/>
+        </w:rPr>
+        <w:t xml:space="preserve"> </w:t>
+      </w:r>
+      <w:proofErr w:type="spellStart"/>
+      <w:r>
+        <w:rPr>
+          <w:b/>
+          <w:bCs/>
+        </w:rPr>
+        <w:t>sở</w:t>
+      </w:r>
+      <w:proofErr w:type="spellEnd"/>
+      <w:r>
+        <w:rPr>
+          <w:b/>
+          <w:bCs/>
+        </w:rPr>
+        <w:t xml:space="preserve"> </w:t>
+      </w:r>
+      <w:proofErr w:type="spellStart"/>
+      <w:r>
+        <w:rPr>
+          <w:b/>
+          <w:bCs/>
+        </w:rPr>
+        <w:t>chính</w:t>
+      </w:r>
+      <w:proofErr w:type="spellEnd"/>
     </w:p>
     <w:p>
-      <w:r>
-        <w:t xml:space="preserve">Bằng chữ: Hai tỷ đồng </w:t>
+      <w:proofErr w:type="spellStart"/>
+      <w:r>
+        <w:t>Số</w:t>
+      </w:r>
+      <w:proofErr w:type="spellEnd"/>
+      <w:r>
+        <w:t xml:space="preserve"> 710/70 </w:t>
+      </w:r>
+      <w:proofErr w:type="spellStart"/>
+      <w:r>
+        <w:t>đường</w:t>
+      </w:r>
+      <w:proofErr w:type="spellEnd"/>
+      <w:r>
+        <w:t xml:space="preserve"> Lai </w:t>
+      </w:r>
+      <w:proofErr w:type="spellStart"/>
+      <w:r>
+        <w:t>Hưng</w:t>
+      </w:r>
+      <w:proofErr w:type="spellEnd"/>
+      <w:r>
+        <w:t xml:space="preserve"> 144, Khu </w:t>
+      </w:r>
+      <w:proofErr w:type="spellStart"/>
+      <w:r>
+        <w:t>phố</w:t>
+      </w:r>
+      <w:proofErr w:type="spellEnd"/>
+      <w:r>
+        <w:t xml:space="preserve"> </w:t>
+      </w:r>
+      <w:proofErr w:type="spellStart"/>
+      <w:r>
+        <w:t>Bến</w:t>
+      </w:r>
+      <w:proofErr w:type="spellEnd"/>
+      <w:r>
+        <w:t xml:space="preserve"> </w:t>
+      </w:r>
+      <w:proofErr w:type="spellStart"/>
+      <w:r>
+        <w:t>Tượng</w:t>
+      </w:r>
+      <w:proofErr w:type="spellEnd"/>
+      <w:r>
+        <w:t xml:space="preserve">, </w:t>
+      </w:r>
+      <w:proofErr w:type="spellStart"/>
+      <w:r>
+        <w:t>Phường</w:t>
+      </w:r>
+      <w:proofErr w:type="spellEnd"/>
+      <w:r>
+        <w:t xml:space="preserve"> </w:t>
+      </w:r>
+      <w:proofErr w:type="spellStart"/>
+      <w:r>
+        <w:t>Bến</w:t>
+      </w:r>
+      <w:proofErr w:type="spellEnd"/>
+      <w:r>
+        <w:t xml:space="preserve"> Cát, Thành </w:t>
+      </w:r>
+      <w:proofErr w:type="spellStart"/>
+      <w:r>
+        <w:t>phố</w:t>
+      </w:r>
+      <w:proofErr w:type="spellEnd"/>
+      <w:r>
+        <w:t xml:space="preserve"> </w:t>
+      </w:r>
+      <w:proofErr w:type="spellStart"/>
+      <w:r>
+        <w:t>Hồ</w:t>
+      </w:r>
+      <w:proofErr w:type="spellEnd"/>
+      <w:r>
+        <w:t xml:space="preserve"> Chí Minh, Việt Nam </w:t>
+      </w:r>
+      <w:proofErr w:type="spellStart"/>
+      <w:r>
+        <w:t>Điện</w:t>
+      </w:r>
+      <w:proofErr w:type="spellEnd"/>
+      <w:r>
+        <w:t xml:space="preserve"> </w:t>
+      </w:r>
+      <w:proofErr w:type="spellStart"/>
+      <w:r>
+        <w:t>thoại</w:t>
+      </w:r>
+      <w:proofErr w:type="spellEnd"/>
+      <w:r>
+        <w:t xml:space="preserve">: 0374692170 Thư </w:t>
+      </w:r>
+      <w:proofErr w:type="spellStart"/>
+      <w:r>
+        <w:t>điện</w:t>
+      </w:r>
+      <w:proofErr w:type="spellEnd"/>
+      <w:r>
+        <w:t xml:space="preserve"> </w:t>
+      </w:r>
+      <w:proofErr w:type="spellStart"/>
+      <w:r>
+        <w:t>tử</w:t>
+      </w:r>
+      <w:proofErr w:type="spellEnd"/>
+      <w:r>
+        <w:t xml:space="preserve">: </w:t>
+      </w:r>
+      <w:proofErr w:type="spellStart"/>
+      <w:r>
+        <w:t>Số</w:t>
+      </w:r>
+      <w:proofErr w:type="spellEnd"/>
+      <w:r>
+        <w:t xml:space="preserve"> Fax: Website: </w:t>
       </w:r>
     </w:p>
     <w:p>
@@ -55,12 +552,114 @@
           <w:b/>
           <w:bCs/>
         </w:rPr>
-        <w:t>4. Thông tin về chủ sở hữu</w:t>
+        <w:t xml:space="preserve">3. </w:t>
+      </w:r>
+      <w:proofErr w:type="spellStart"/>
+      <w:r>
+        <w:rPr>
+          <w:b/>
+          <w:bCs/>
+        </w:rPr>
+        <w:t>Vốn</w:t>
+      </w:r>
+      <w:proofErr w:type="spellEnd"/>
+      <w:r>
+        <w:rPr>
+          <w:b/>
+          <w:bCs/>
+        </w:rPr>
+        <w:t xml:space="preserve"> </w:t>
+      </w:r>
+      <w:proofErr w:type="spellStart"/>
+      <w:r>
+        <w:rPr>
+          <w:b/>
+          <w:bCs/>
+        </w:rPr>
+        <w:t>điều</w:t>
+      </w:r>
+      <w:proofErr w:type="spellEnd"/>
+      <w:r>
+        <w:rPr>
+          <w:b/>
+          <w:bCs/>
+        </w:rPr>
+        <w:t xml:space="preserve"> </w:t>
+      </w:r>
+      <w:proofErr w:type="spellStart"/>
+      <w:proofErr w:type="gramStart"/>
+      <w:r>
+        <w:rPr>
+          <w:b/>
+          <w:bCs/>
+        </w:rPr>
+        <w:t>lệ</w:t>
+      </w:r>
+      <w:proofErr w:type="spellEnd"/>
+      <w:r>
+        <w:rPr>
+          <w:b/>
+          <w:bCs/>
+        </w:rPr>
+        <w:t xml:space="preserve"> :</w:t>
+      </w:r>
+      <w:proofErr w:type="gramEnd"/>
+      <w:r>
+        <w:rPr>
+          <w:b/>
+          <w:bCs/>
+        </w:rPr>
+        <w:t xml:space="preserve"> 2.000.000.000 </w:t>
+      </w:r>
+      <w:proofErr w:type="spellStart"/>
+      <w:r>
+        <w:rPr>
+          <w:b/>
+          <w:bCs/>
+        </w:rPr>
+        <w:t>đồng</w:t>
+      </w:r>
+      <w:proofErr w:type="spellEnd"/>
+      <w:r>
+        <w:rPr>
+          <w:b/>
+          <w:bCs/>
+        </w:rPr>
+        <w:t>.</w:t>
       </w:r>
     </w:p>
     <w:p>
-      <w:r>
-        <w:t xml:space="preserve">Họ, chữ đệm và tên: HỒ THỊ TIẾP Ngày, tháng, năm sinh: 04/10/1988 Giới tính: Nữ Quốc tịch: Việt Nam Số định danh cá nhân: 042188011607 Địa chỉ liên lạc: Thôn Tân Giang, Xã Kỳ Anh, Tỉnh Hà Tĩnh, Việt Nam </w:t>
+      <w:proofErr w:type="spellStart"/>
+      <w:r>
+        <w:t>Bằng</w:t>
+      </w:r>
+      <w:proofErr w:type="spellEnd"/>
+      <w:r>
+        <w:t xml:space="preserve"> </w:t>
+      </w:r>
+      <w:proofErr w:type="spellStart"/>
+      <w:r>
+        <w:t>chữ</w:t>
+      </w:r>
+      <w:proofErr w:type="spellEnd"/>
+      <w:r>
+        <w:t xml:space="preserve">: Hai </w:t>
+      </w:r>
+      <w:proofErr w:type="spellStart"/>
+      <w:r>
+        <w:t>tỷ</w:t>
+      </w:r>
+      <w:proofErr w:type="spellEnd"/>
+      <w:r>
+        <w:t xml:space="preserve"> </w:t>
+      </w:r>
+      <w:proofErr w:type="spellStart"/>
+      <w:r>
+        <w:t>đồng</w:t>
+      </w:r>
+      <w:proofErr w:type="spellEnd"/>
+      <w:r>
+        <w:t xml:space="preserve"> </w:t>
       </w:r>
     </w:p>
     <w:p>
@@ -69,7 +668,411 @@
           <w:b/>
           <w:bCs/>
         </w:rPr>
-        <w:t>5. Người đại diện theo pháp luật của công ty</w:t>
+        <w:t xml:space="preserve">4. Thông tin </w:t>
+      </w:r>
+      <w:proofErr w:type="spellStart"/>
+      <w:r>
+        <w:rPr>
+          <w:b/>
+          <w:bCs/>
+        </w:rPr>
+        <w:t>về</w:t>
+      </w:r>
+      <w:proofErr w:type="spellEnd"/>
+      <w:r>
+        <w:rPr>
+          <w:b/>
+          <w:bCs/>
+        </w:rPr>
+        <w:t xml:space="preserve"> </w:t>
+      </w:r>
+      <w:proofErr w:type="spellStart"/>
+      <w:r>
+        <w:rPr>
+          <w:b/>
+          <w:bCs/>
+        </w:rPr>
+        <w:t>chủ</w:t>
+      </w:r>
+      <w:proofErr w:type="spellEnd"/>
+      <w:r>
+        <w:rPr>
+          <w:b/>
+          <w:bCs/>
+        </w:rPr>
+        <w:t xml:space="preserve"> </w:t>
+      </w:r>
+      <w:proofErr w:type="spellStart"/>
+      <w:r>
+        <w:rPr>
+          <w:b/>
+          <w:bCs/>
+        </w:rPr>
+        <w:t>sở</w:t>
+      </w:r>
+      <w:proofErr w:type="spellEnd"/>
+      <w:r>
+        <w:rPr>
+          <w:b/>
+          <w:bCs/>
+        </w:rPr>
+        <w:t xml:space="preserve"> </w:t>
+      </w:r>
+      <w:proofErr w:type="spellStart"/>
+      <w:r>
+        <w:rPr>
+          <w:b/>
+          <w:bCs/>
+        </w:rPr>
+        <w:t>hữu</w:t>
+      </w:r>
+      <w:proofErr w:type="spellEnd"/>
+    </w:p>
+    <w:p>
+      <w:proofErr w:type="spellStart"/>
+      <w:r>
+        <w:t>Họ</w:t>
+      </w:r>
+      <w:proofErr w:type="spellEnd"/>
+      <w:r>
+        <w:t xml:space="preserve">, </w:t>
+      </w:r>
+      <w:proofErr w:type="spellStart"/>
+      <w:r>
+        <w:t>chữ</w:t>
+      </w:r>
+      <w:proofErr w:type="spellEnd"/>
+      <w:r>
+        <w:t xml:space="preserve"> </w:t>
+      </w:r>
+      <w:proofErr w:type="spellStart"/>
+      <w:r>
+        <w:t>đệm</w:t>
+      </w:r>
+      <w:proofErr w:type="spellEnd"/>
+      <w:r>
+        <w:t xml:space="preserve"> </w:t>
+      </w:r>
+      <w:proofErr w:type="spellStart"/>
+      <w:r>
+        <w:t>và</w:t>
+      </w:r>
+      <w:proofErr w:type="spellEnd"/>
+      <w:r>
+        <w:t xml:space="preserve"> </w:t>
+      </w:r>
+      <w:proofErr w:type="spellStart"/>
+      <w:r>
+        <w:t>tên</w:t>
+      </w:r>
+      <w:proofErr w:type="spellEnd"/>
+      <w:r>
+        <w:t xml:space="preserve">: HỒ THỊ TIẾP </w:t>
+      </w:r>
+      <w:proofErr w:type="spellStart"/>
+      <w:r>
+        <w:t>Ngày</w:t>
+      </w:r>
+      <w:proofErr w:type="spellEnd"/>
+      <w:r>
+        <w:t xml:space="preserve">, </w:t>
+      </w:r>
+      <w:proofErr w:type="spellStart"/>
+      <w:r>
+        <w:t>tháng</w:t>
+      </w:r>
+      <w:proofErr w:type="spellEnd"/>
+      <w:r>
+        <w:t xml:space="preserve">, </w:t>
+      </w:r>
+      <w:proofErr w:type="spellStart"/>
+      <w:r>
+        <w:t>năm</w:t>
+      </w:r>
+      <w:proofErr w:type="spellEnd"/>
+      <w:r>
+        <w:t xml:space="preserve"> </w:t>
+      </w:r>
+      <w:proofErr w:type="spellStart"/>
+      <w:r>
+        <w:t>sinh</w:t>
+      </w:r>
+      <w:proofErr w:type="spellEnd"/>
+      <w:r>
+        <w:t xml:space="preserve">: 04/10/1988 </w:t>
+      </w:r>
+      <w:proofErr w:type="spellStart"/>
+      <w:r>
+        <w:t>Giới</w:t>
+      </w:r>
+      <w:proofErr w:type="spellEnd"/>
+      <w:r>
+        <w:t xml:space="preserve"> </w:t>
+      </w:r>
+      <w:proofErr w:type="spellStart"/>
+      <w:r>
+        <w:t>tính</w:t>
+      </w:r>
+      <w:proofErr w:type="spellEnd"/>
+      <w:r>
+        <w:t xml:space="preserve">: </w:t>
+      </w:r>
+      <w:proofErr w:type="spellStart"/>
+      <w:r>
+        <w:t>Nữ</w:t>
+      </w:r>
+      <w:proofErr w:type="spellEnd"/>
+      <w:r>
+        <w:t xml:space="preserve"> Quốc </w:t>
+      </w:r>
+      <w:proofErr w:type="spellStart"/>
+      <w:r>
+        <w:t>tịch</w:t>
+      </w:r>
+      <w:proofErr w:type="spellEnd"/>
+      <w:r>
+        <w:t xml:space="preserve">: Việt Nam </w:t>
+      </w:r>
+      <w:proofErr w:type="spellStart"/>
+      <w:r>
+        <w:t>Số</w:t>
+      </w:r>
+      <w:proofErr w:type="spellEnd"/>
+      <w:r>
+        <w:t xml:space="preserve"> </w:t>
+      </w:r>
+      <w:proofErr w:type="spellStart"/>
+      <w:r>
+        <w:t>định</w:t>
+      </w:r>
+      <w:proofErr w:type="spellEnd"/>
+      <w:r>
+        <w:t xml:space="preserve"> </w:t>
+      </w:r>
+      <w:proofErr w:type="spellStart"/>
+      <w:r>
+        <w:t>danh</w:t>
+      </w:r>
+      <w:proofErr w:type="spellEnd"/>
+      <w:r>
+        <w:t xml:space="preserve"> </w:t>
+      </w:r>
+      <w:proofErr w:type="spellStart"/>
+      <w:r>
+        <w:t>cá</w:t>
+      </w:r>
+      <w:proofErr w:type="spellEnd"/>
+      <w:r>
+        <w:t xml:space="preserve"> </w:t>
+      </w:r>
+      <w:proofErr w:type="spellStart"/>
+      <w:r>
+        <w:t>nhân</w:t>
+      </w:r>
+      <w:proofErr w:type="spellEnd"/>
+      <w:r>
+        <w:t xml:space="preserve">: 042188011607 </w:t>
+      </w:r>
+      <w:proofErr w:type="spellStart"/>
+      <w:r>
+        <w:t>Địa</w:t>
+      </w:r>
+      <w:proofErr w:type="spellEnd"/>
+      <w:r>
+        <w:t xml:space="preserve"> </w:t>
+      </w:r>
+      <w:proofErr w:type="spellStart"/>
+      <w:r>
+        <w:t>chỉ</w:t>
+      </w:r>
+      <w:proofErr w:type="spellEnd"/>
+      <w:r>
+        <w:t xml:space="preserve"> </w:t>
+      </w:r>
+      <w:proofErr w:type="spellStart"/>
+      <w:r>
+        <w:t>liên</w:t>
+      </w:r>
+      <w:proofErr w:type="spellEnd"/>
+      <w:r>
+        <w:t xml:space="preserve"> </w:t>
+      </w:r>
+      <w:proofErr w:type="spellStart"/>
+      <w:r>
+        <w:t>lạc</w:t>
+      </w:r>
+      <w:proofErr w:type="spellEnd"/>
+      <w:r>
+        <w:t xml:space="preserve">: </w:t>
+      </w:r>
+      <w:proofErr w:type="spellStart"/>
+      <w:r>
+        <w:t>Thôn</w:t>
+      </w:r>
+      <w:proofErr w:type="spellEnd"/>
+      <w:r>
+        <w:t xml:space="preserve"> Tân Giang, </w:t>
+      </w:r>
+      <w:proofErr w:type="spellStart"/>
+      <w:r>
+        <w:t>Xã</w:t>
+      </w:r>
+      <w:proofErr w:type="spellEnd"/>
+      <w:r>
+        <w:t xml:space="preserve"> </w:t>
+      </w:r>
+      <w:proofErr w:type="spellStart"/>
+      <w:r>
+        <w:t>Kỳ</w:t>
+      </w:r>
+      <w:proofErr w:type="spellEnd"/>
+      <w:r>
+        <w:t xml:space="preserve"> Anh, </w:t>
+      </w:r>
+      <w:proofErr w:type="spellStart"/>
+      <w:r>
+        <w:t>Tỉnh</w:t>
+      </w:r>
+      <w:proofErr w:type="spellEnd"/>
+      <w:r>
+        <w:t xml:space="preserve"> Hà Tĩnh, Việt Nam </w:t>
+      </w:r>
+    </w:p>
+    <w:p>
+      <w:r>
+        <w:rPr>
+          <w:b/>
+          <w:bCs/>
+        </w:rPr>
+        <w:t xml:space="preserve">5. </w:t>
+      </w:r>
+      <w:proofErr w:type="spellStart"/>
+      <w:r>
+        <w:rPr>
+          <w:b/>
+          <w:bCs/>
+        </w:rPr>
+        <w:t>Người</w:t>
+      </w:r>
+      <w:proofErr w:type="spellEnd"/>
+      <w:r>
+        <w:rPr>
+          <w:b/>
+          <w:bCs/>
+        </w:rPr>
+        <w:t xml:space="preserve"> </w:t>
+      </w:r>
+      <w:proofErr w:type="spellStart"/>
+      <w:r>
+        <w:rPr>
+          <w:b/>
+          <w:bCs/>
+        </w:rPr>
+        <w:t>đại</w:t>
+      </w:r>
+      <w:proofErr w:type="spellEnd"/>
+      <w:r>
+        <w:rPr>
+          <w:b/>
+          <w:bCs/>
+        </w:rPr>
+        <w:t xml:space="preserve"> </w:t>
+      </w:r>
+      <w:proofErr w:type="spellStart"/>
+      <w:r>
+        <w:rPr>
+          <w:b/>
+          <w:bCs/>
+        </w:rPr>
+        <w:t>diện</w:t>
+      </w:r>
+      <w:proofErr w:type="spellEnd"/>
+      <w:r>
+        <w:rPr>
+          <w:b/>
+          <w:bCs/>
+        </w:rPr>
+        <w:t xml:space="preserve"> </w:t>
+      </w:r>
+      <w:proofErr w:type="spellStart"/>
+      <w:r>
+        <w:rPr>
+          <w:b/>
+          <w:bCs/>
+        </w:rPr>
+        <w:t>theo</w:t>
+      </w:r>
+      <w:proofErr w:type="spellEnd"/>
+      <w:r>
+        <w:rPr>
+          <w:b/>
+          <w:bCs/>
+        </w:rPr>
+        <w:t xml:space="preserve"> </w:t>
+      </w:r>
+      <w:proofErr w:type="spellStart"/>
+      <w:r>
+        <w:rPr>
+          <w:b/>
+          <w:bCs/>
+        </w:rPr>
+        <w:t>pháp</w:t>
+      </w:r>
+      <w:proofErr w:type="spellEnd"/>
+      <w:r>
+        <w:rPr>
+          <w:b/>
+          <w:bCs/>
+        </w:rPr>
+        <w:t xml:space="preserve"> </w:t>
+      </w:r>
+      <w:proofErr w:type="spellStart"/>
+      <w:r>
+        <w:rPr>
+          <w:b/>
+          <w:bCs/>
+        </w:rPr>
+        <w:t>luật</w:t>
+      </w:r>
+      <w:proofErr w:type="spellEnd"/>
+      <w:r>
+        <w:rPr>
+          <w:b/>
+          <w:bCs/>
+        </w:rPr>
+        <w:t xml:space="preserve"> </w:t>
+      </w:r>
+      <w:proofErr w:type="spellStart"/>
+      <w:r>
+        <w:rPr>
+          <w:b/>
+          <w:bCs/>
+        </w:rPr>
+        <w:t>của</w:t>
+      </w:r>
+      <w:proofErr w:type="spellEnd"/>
+      <w:r>
+        <w:rPr>
+          <w:b/>
+          <w:bCs/>
+        </w:rPr>
+        <w:t xml:space="preserve"> </w:t>
+      </w:r>
+      <w:proofErr w:type="spellStart"/>
+      <w:r>
+        <w:rPr>
+          <w:b/>
+          <w:bCs/>
+        </w:rPr>
+        <w:t>công</w:t>
+      </w:r>
+      <w:proofErr w:type="spellEnd"/>
+      <w:r>
+        <w:rPr>
+          <w:b/>
+          <w:bCs/>
+        </w:rPr>
+        <w:t xml:space="preserve"> ty</w:t>
       </w:r>
     </w:p>
     <w:p>
@@ -79,8 +1082,1109 @@
           <w:numId w:val="1"/>
         </w:numPr>
       </w:pPr>
-      <w:r>
-        <w:t>Họ, chữ đệm và tên: HỒ THỊ TIẾP Ngày, tháng, năm sinh: 04/10/1988 Giới tính: Nữ Quốc tịch: Việt Nam Chức danh: Giám đốc Số định danh cá nhân: 042188011607 Địa chỉ liên lạc: Thôn Tân Giang, Xã Kỳ Anh, Tỉnh Hà Tĩnh, Việt Nam</w:t>
+      <w:proofErr w:type="spellStart"/>
+      <w:r>
+        <w:t>Họ</w:t>
+      </w:r>
+      <w:proofErr w:type="spellEnd"/>
+      <w:r>
+        <w:t xml:space="preserve">, </w:t>
+      </w:r>
+      <w:proofErr w:type="spellStart"/>
+      <w:r>
+        <w:t>chữ</w:t>
+      </w:r>
+      <w:proofErr w:type="spellEnd"/>
+      <w:r>
+        <w:t xml:space="preserve"> </w:t>
+      </w:r>
+      <w:proofErr w:type="spellStart"/>
+      <w:r>
+        <w:t>đệm</w:t>
+      </w:r>
+      <w:proofErr w:type="spellEnd"/>
+      <w:r>
+        <w:t xml:space="preserve"> </w:t>
+      </w:r>
+      <w:proofErr w:type="spellStart"/>
+      <w:r>
+        <w:t>và</w:t>
+      </w:r>
+      <w:proofErr w:type="spellEnd"/>
+      <w:r>
+        <w:t xml:space="preserve"> </w:t>
+      </w:r>
+      <w:proofErr w:type="spellStart"/>
+      <w:r>
+        <w:t>tên</w:t>
+      </w:r>
+      <w:proofErr w:type="spellEnd"/>
+      <w:r>
+        <w:t xml:space="preserve">: HỒ THỊ TIẾP </w:t>
+      </w:r>
+      <w:proofErr w:type="spellStart"/>
+      <w:r>
+        <w:t>Ngày</w:t>
+      </w:r>
+      <w:proofErr w:type="spellEnd"/>
+      <w:r>
+        <w:t xml:space="preserve">, </w:t>
+      </w:r>
+      <w:proofErr w:type="spellStart"/>
+      <w:r>
+        <w:t>tháng</w:t>
+      </w:r>
+      <w:proofErr w:type="spellEnd"/>
+      <w:r>
+        <w:t xml:space="preserve">, </w:t>
+      </w:r>
+      <w:proofErr w:type="spellStart"/>
+      <w:r>
+        <w:t>năm</w:t>
+      </w:r>
+      <w:proofErr w:type="spellEnd"/>
+      <w:r>
+        <w:t xml:space="preserve"> </w:t>
+      </w:r>
+      <w:proofErr w:type="spellStart"/>
+      <w:r>
+        <w:t>sinh</w:t>
+      </w:r>
+      <w:proofErr w:type="spellEnd"/>
+      <w:r>
+        <w:t xml:space="preserve">: 04/10/1988 </w:t>
+      </w:r>
+      <w:proofErr w:type="spellStart"/>
+      <w:r>
+        <w:t>Giới</w:t>
+      </w:r>
+      <w:proofErr w:type="spellEnd"/>
+      <w:r>
+        <w:t xml:space="preserve"> </w:t>
+      </w:r>
+      <w:proofErr w:type="spellStart"/>
+      <w:r>
+        <w:t>tính</w:t>
+      </w:r>
+      <w:proofErr w:type="spellEnd"/>
+      <w:r>
+        <w:t xml:space="preserve">: </w:t>
+      </w:r>
+      <w:proofErr w:type="spellStart"/>
+      <w:r>
+        <w:t>Nữ</w:t>
+      </w:r>
+      <w:proofErr w:type="spellEnd"/>
+      <w:r>
+        <w:t xml:space="preserve"> Quốc </w:t>
+      </w:r>
+      <w:proofErr w:type="spellStart"/>
+      <w:r>
+        <w:t>tịch</w:t>
+      </w:r>
+      <w:proofErr w:type="spellEnd"/>
+      <w:r>
+        <w:t xml:space="preserve">: Việt Nam </w:t>
+      </w:r>
+      <w:proofErr w:type="spellStart"/>
+      <w:r>
+        <w:t>Chức</w:t>
+      </w:r>
+      <w:proofErr w:type="spellEnd"/>
+      <w:r>
+        <w:t xml:space="preserve"> </w:t>
+      </w:r>
+      <w:proofErr w:type="spellStart"/>
+      <w:r>
+        <w:t>danh</w:t>
+      </w:r>
+      <w:proofErr w:type="spellEnd"/>
+      <w:r>
+        <w:t xml:space="preserve">: </w:t>
+      </w:r>
+      <w:proofErr w:type="spellStart"/>
+      <w:r>
+        <w:t>Giám</w:t>
+      </w:r>
+      <w:proofErr w:type="spellEnd"/>
+      <w:r>
+        <w:t xml:space="preserve"> </w:t>
+      </w:r>
+      <w:proofErr w:type="spellStart"/>
+      <w:r>
+        <w:t>đốc</w:t>
+      </w:r>
+      <w:proofErr w:type="spellEnd"/>
+      <w:r>
+        <w:t xml:space="preserve"> </w:t>
+      </w:r>
+      <w:proofErr w:type="spellStart"/>
+      <w:r>
+        <w:t>Số</w:t>
+      </w:r>
+      <w:proofErr w:type="spellEnd"/>
+      <w:r>
+        <w:t xml:space="preserve"> </w:t>
+      </w:r>
+      <w:proofErr w:type="spellStart"/>
+      <w:r>
+        <w:t>định</w:t>
+      </w:r>
+      <w:proofErr w:type="spellEnd"/>
+      <w:r>
+        <w:t xml:space="preserve"> </w:t>
+      </w:r>
+      <w:proofErr w:type="spellStart"/>
+      <w:r>
+        <w:t>danh</w:t>
+      </w:r>
+      <w:proofErr w:type="spellEnd"/>
+      <w:r>
+        <w:t xml:space="preserve"> </w:t>
+      </w:r>
+      <w:proofErr w:type="spellStart"/>
+      <w:r>
+        <w:t>cá</w:t>
+      </w:r>
+      <w:proofErr w:type="spellEnd"/>
+      <w:r>
+        <w:t xml:space="preserve"> </w:t>
+      </w:r>
+      <w:proofErr w:type="spellStart"/>
+      <w:r>
+        <w:t>nhân</w:t>
+      </w:r>
+      <w:proofErr w:type="spellEnd"/>
+      <w:r>
+        <w:t xml:space="preserve">: 042188011607 </w:t>
+      </w:r>
+      <w:proofErr w:type="spellStart"/>
+      <w:r>
+        <w:t>Địa</w:t>
+      </w:r>
+      <w:proofErr w:type="spellEnd"/>
+      <w:r>
+        <w:t xml:space="preserve"> </w:t>
+      </w:r>
+      <w:proofErr w:type="spellStart"/>
+      <w:r>
+        <w:t>chỉ</w:t>
+      </w:r>
+      <w:proofErr w:type="spellEnd"/>
+      <w:r>
+        <w:t xml:space="preserve"> </w:t>
+      </w:r>
+      <w:proofErr w:type="spellStart"/>
+      <w:r>
+        <w:t>liên</w:t>
+      </w:r>
+      <w:proofErr w:type="spellEnd"/>
+      <w:r>
+        <w:t xml:space="preserve"> </w:t>
+      </w:r>
+      <w:proofErr w:type="spellStart"/>
+      <w:r>
+        <w:t>lạc</w:t>
+      </w:r>
+      <w:proofErr w:type="spellEnd"/>
+      <w:r>
+        <w:t xml:space="preserve">: </w:t>
+      </w:r>
+      <w:proofErr w:type="spellStart"/>
+      <w:r>
+        <w:t>Thôn</w:t>
+      </w:r>
+      <w:proofErr w:type="spellEnd"/>
+      <w:r>
+        <w:t xml:space="preserve"> Tân Giang, </w:t>
+      </w:r>
+      <w:proofErr w:type="spellStart"/>
+      <w:r>
+        <w:t>Xã</w:t>
+      </w:r>
+      <w:proofErr w:type="spellEnd"/>
+      <w:r>
+        <w:t xml:space="preserve"> </w:t>
+      </w:r>
+      <w:proofErr w:type="spellStart"/>
+      <w:r>
+        <w:t>Kỳ</w:t>
+      </w:r>
+      <w:proofErr w:type="spellEnd"/>
+      <w:r>
+        <w:t xml:space="preserve"> Anh, </w:t>
+      </w:r>
+      <w:proofErr w:type="spellStart"/>
+      <w:r>
+        <w:t>Tỉnh</w:t>
+      </w:r>
+      <w:proofErr w:type="spellEnd"/>
+      <w:r>
+        <w:t xml:space="preserve"> Hà Tĩnh, Việt Nam</w:t>
+      </w:r>
+    </w:p>
+    <w:p>
+      <w:proofErr w:type="spellStart"/>
+      <w:r>
+        <w:t>Chủ</w:t>
+      </w:r>
+      <w:proofErr w:type="spellEnd"/>
+      <w:r>
+        <w:t xml:space="preserve"> </w:t>
+      </w:r>
+      <w:proofErr w:type="spellStart"/>
+      <w:r>
+        <w:t>sở</w:t>
+      </w:r>
+      <w:proofErr w:type="spellEnd"/>
+      <w:r>
+        <w:t xml:space="preserve"> </w:t>
+      </w:r>
+      <w:proofErr w:type="spellStart"/>
+      <w:r>
+        <w:t>hữu</w:t>
+      </w:r>
+      <w:proofErr w:type="spellEnd"/>
+      <w:r>
+        <w:t xml:space="preserve"> </w:t>
+      </w:r>
+      <w:proofErr w:type="spellStart"/>
+      <w:r>
+        <w:t>mới</w:t>
+      </w:r>
+      <w:proofErr w:type="spellEnd"/>
+    </w:p>
+    <w:p>
+      <w:pPr>
+        <w:numPr>
+          <w:ilvl w:val="0"/>
+          <w:numId w:val="2"/>
+        </w:numPr>
+      </w:pPr>
+      <w:r>
+        <w:t xml:space="preserve"> </w:t>
+      </w:r>
+      <w:proofErr w:type="spellStart"/>
+      <w:r>
+        <w:rPr>
+          <w:b/>
+          <w:bCs/>
+        </w:rPr>
+        <w:t>Họ</w:t>
+      </w:r>
+      <w:proofErr w:type="spellEnd"/>
+      <w:r>
+        <w:rPr>
+          <w:b/>
+          <w:bCs/>
+        </w:rPr>
+        <w:t xml:space="preserve">, </w:t>
+      </w:r>
+      <w:proofErr w:type="spellStart"/>
+      <w:r>
+        <w:rPr>
+          <w:b/>
+          <w:bCs/>
+        </w:rPr>
+        <w:t>chữ</w:t>
+      </w:r>
+      <w:proofErr w:type="spellEnd"/>
+      <w:r>
+        <w:rPr>
+          <w:b/>
+          <w:bCs/>
+        </w:rPr>
+        <w:t xml:space="preserve"> </w:t>
+      </w:r>
+      <w:proofErr w:type="spellStart"/>
+      <w:r>
+        <w:rPr>
+          <w:b/>
+          <w:bCs/>
+        </w:rPr>
+        <w:t>đệm</w:t>
+      </w:r>
+      <w:proofErr w:type="spellEnd"/>
+      <w:r>
+        <w:rPr>
+          <w:b/>
+          <w:bCs/>
+        </w:rPr>
+        <w:t xml:space="preserve"> </w:t>
+      </w:r>
+      <w:proofErr w:type="spellStart"/>
+      <w:r>
+        <w:rPr>
+          <w:b/>
+          <w:bCs/>
+        </w:rPr>
+        <w:t>và</w:t>
+      </w:r>
+      <w:proofErr w:type="spellEnd"/>
+      <w:r>
+        <w:rPr>
+          <w:b/>
+          <w:bCs/>
+        </w:rPr>
+        <w:t xml:space="preserve"> </w:t>
+      </w:r>
+      <w:proofErr w:type="spellStart"/>
+      <w:r>
+        <w:rPr>
+          <w:b/>
+          <w:bCs/>
+        </w:rPr>
+        <w:t>tên</w:t>
+      </w:r>
+      <w:proofErr w:type="spellEnd"/>
+      <w:r>
+        <w:rPr>
+          <w:b/>
+          <w:bCs/>
+        </w:rPr>
+        <w:t>:</w:t>
+      </w:r>
+      <w:r>
+        <w:t xml:space="preserve"> LÂM VĂN </w:t>
+      </w:r>
+      <w:proofErr w:type="spellStart"/>
+      <w:r>
+        <w:t>VĂN</w:t>
+      </w:r>
+      <w:proofErr w:type="spellEnd"/>
+    </w:p>
+    <w:p>
+      <w:pPr>
+        <w:numPr>
+          <w:ilvl w:val="0"/>
+          <w:numId w:val="2"/>
+        </w:numPr>
+      </w:pPr>
+      <w:proofErr w:type="spellStart"/>
+      <w:r>
+        <w:rPr>
+          <w:b/>
+          <w:bCs/>
+        </w:rPr>
+        <w:t>Số</w:t>
+      </w:r>
+      <w:proofErr w:type="spellEnd"/>
+      <w:r>
+        <w:rPr>
+          <w:b/>
+          <w:bCs/>
+        </w:rPr>
+        <w:t xml:space="preserve"> </w:t>
+      </w:r>
+      <w:proofErr w:type="spellStart"/>
+      <w:r>
+        <w:rPr>
+          <w:b/>
+          <w:bCs/>
+        </w:rPr>
+        <w:t>định</w:t>
+      </w:r>
+      <w:proofErr w:type="spellEnd"/>
+      <w:r>
+        <w:rPr>
+          <w:b/>
+          <w:bCs/>
+        </w:rPr>
+        <w:t xml:space="preserve"> </w:t>
+      </w:r>
+      <w:proofErr w:type="spellStart"/>
+      <w:r>
+        <w:rPr>
+          <w:b/>
+          <w:bCs/>
+        </w:rPr>
+        <w:t>danh</w:t>
+      </w:r>
+      <w:proofErr w:type="spellEnd"/>
+      <w:r>
+        <w:rPr>
+          <w:b/>
+          <w:bCs/>
+        </w:rPr>
+        <w:t xml:space="preserve"> </w:t>
+      </w:r>
+      <w:proofErr w:type="spellStart"/>
+      <w:r>
+        <w:rPr>
+          <w:b/>
+          <w:bCs/>
+        </w:rPr>
+        <w:t>cá</w:t>
+      </w:r>
+      <w:proofErr w:type="spellEnd"/>
+      <w:r>
+        <w:rPr>
+          <w:b/>
+          <w:bCs/>
+        </w:rPr>
+        <w:t xml:space="preserve"> </w:t>
+      </w:r>
+      <w:proofErr w:type="spellStart"/>
+      <w:r>
+        <w:rPr>
+          <w:b/>
+          <w:bCs/>
+        </w:rPr>
+        <w:t>nhân</w:t>
+      </w:r>
+      <w:proofErr w:type="spellEnd"/>
+      <w:r>
+        <w:rPr>
+          <w:b/>
+          <w:bCs/>
+        </w:rPr>
+        <w:t>:</w:t>
+      </w:r>
+      <w:r>
+        <w:t xml:space="preserve"> 004093001107</w:t>
+      </w:r>
+    </w:p>
+    <w:p>
+      <w:pPr>
+        <w:numPr>
+          <w:ilvl w:val="0"/>
+          <w:numId w:val="2"/>
+        </w:numPr>
+      </w:pPr>
+      <w:proofErr w:type="spellStart"/>
+      <w:r>
+        <w:rPr>
+          <w:b/>
+          <w:bCs/>
+        </w:rPr>
+        <w:t>Ngày</w:t>
+      </w:r>
+      <w:proofErr w:type="spellEnd"/>
+      <w:r>
+        <w:rPr>
+          <w:b/>
+          <w:bCs/>
+        </w:rPr>
+        <w:t xml:space="preserve">, </w:t>
+      </w:r>
+      <w:proofErr w:type="spellStart"/>
+      <w:r>
+        <w:rPr>
+          <w:b/>
+          <w:bCs/>
+        </w:rPr>
+        <w:t>tháng</w:t>
+      </w:r>
+      <w:proofErr w:type="spellEnd"/>
+      <w:r>
+        <w:rPr>
+          <w:b/>
+          <w:bCs/>
+        </w:rPr>
+        <w:t xml:space="preserve">, </w:t>
+      </w:r>
+      <w:proofErr w:type="spellStart"/>
+      <w:r>
+        <w:rPr>
+          <w:b/>
+          <w:bCs/>
+        </w:rPr>
+        <w:t>năm</w:t>
+      </w:r>
+      <w:proofErr w:type="spellEnd"/>
+      <w:r>
+        <w:rPr>
+          <w:b/>
+          <w:bCs/>
+        </w:rPr>
+        <w:t xml:space="preserve"> </w:t>
+      </w:r>
+      <w:proofErr w:type="spellStart"/>
+      <w:r>
+        <w:rPr>
+          <w:b/>
+          <w:bCs/>
+        </w:rPr>
+        <w:t>sinh</w:t>
+      </w:r>
+      <w:proofErr w:type="spellEnd"/>
+      <w:r>
+        <w:rPr>
+          <w:b/>
+          <w:bCs/>
+        </w:rPr>
+        <w:t>:</w:t>
+      </w:r>
+      <w:r>
+        <w:t xml:space="preserve"> 14/12/1993</w:t>
+      </w:r>
+    </w:p>
+    <w:p>
+      <w:pPr>
+        <w:numPr>
+          <w:ilvl w:val="0"/>
+          <w:numId w:val="2"/>
+        </w:numPr>
+      </w:pPr>
+      <w:proofErr w:type="spellStart"/>
+      <w:r>
+        <w:rPr>
+          <w:b/>
+          <w:bCs/>
+        </w:rPr>
+        <w:t>Giới</w:t>
+      </w:r>
+      <w:proofErr w:type="spellEnd"/>
+      <w:r>
+        <w:rPr>
+          <w:b/>
+          <w:bCs/>
+        </w:rPr>
+        <w:t xml:space="preserve"> </w:t>
+      </w:r>
+      <w:proofErr w:type="spellStart"/>
+      <w:r>
+        <w:rPr>
+          <w:b/>
+          <w:bCs/>
+        </w:rPr>
+        <w:t>tính</w:t>
+      </w:r>
+      <w:proofErr w:type="spellEnd"/>
+      <w:r>
+        <w:rPr>
+          <w:b/>
+          <w:bCs/>
+        </w:rPr>
+        <w:t>:</w:t>
+      </w:r>
+      <w:r>
+        <w:t xml:space="preserve"> Nam</w:t>
+      </w:r>
+    </w:p>
+    <w:p>
+      <w:pPr>
+        <w:numPr>
+          <w:ilvl w:val="0"/>
+          <w:numId w:val="2"/>
+        </w:numPr>
+      </w:pPr>
+      <w:r>
+        <w:rPr>
+          <w:b/>
+          <w:bCs/>
+        </w:rPr>
+        <w:t xml:space="preserve">Quốc </w:t>
+      </w:r>
+      <w:proofErr w:type="spellStart"/>
+      <w:r>
+        <w:rPr>
+          <w:b/>
+          <w:bCs/>
+        </w:rPr>
+        <w:t>tịch</w:t>
+      </w:r>
+      <w:proofErr w:type="spellEnd"/>
+      <w:r>
+        <w:rPr>
+          <w:b/>
+          <w:bCs/>
+        </w:rPr>
+        <w:t>:</w:t>
+      </w:r>
+      <w:r>
+        <w:t xml:space="preserve"> Việt Nam</w:t>
+      </w:r>
+    </w:p>
+    <w:p>
+      <w:pPr>
+        <w:numPr>
+          <w:ilvl w:val="0"/>
+          <w:numId w:val="2"/>
+        </w:numPr>
+      </w:pPr>
+      <w:proofErr w:type="spellStart"/>
+      <w:r>
+        <w:rPr>
+          <w:b/>
+          <w:bCs/>
+        </w:rPr>
+        <w:t>Nơi</w:t>
+      </w:r>
+      <w:proofErr w:type="spellEnd"/>
+      <w:r>
+        <w:rPr>
+          <w:b/>
+          <w:bCs/>
+        </w:rPr>
+        <w:t xml:space="preserve"> </w:t>
+      </w:r>
+      <w:proofErr w:type="spellStart"/>
+      <w:r>
+        <w:rPr>
+          <w:b/>
+          <w:bCs/>
+        </w:rPr>
+        <w:t>sinh</w:t>
+      </w:r>
+      <w:proofErr w:type="spellEnd"/>
+      <w:r>
+        <w:rPr>
+          <w:b/>
+          <w:bCs/>
+        </w:rPr>
+        <w:t>:</w:t>
+      </w:r>
+      <w:r>
+        <w:t xml:space="preserve"> —</w:t>
+      </w:r>
+    </w:p>
+    <w:p>
+      <w:pPr>
+        <w:numPr>
+          <w:ilvl w:val="0"/>
+          <w:numId w:val="2"/>
+        </w:numPr>
+      </w:pPr>
+      <w:proofErr w:type="spellStart"/>
+      <w:r>
+        <w:rPr>
+          <w:b/>
+          <w:bCs/>
+        </w:rPr>
+        <w:t>Nơi</w:t>
+      </w:r>
+      <w:proofErr w:type="spellEnd"/>
+      <w:r>
+        <w:rPr>
+          <w:b/>
+          <w:bCs/>
+        </w:rPr>
+        <w:t xml:space="preserve"> </w:t>
+      </w:r>
+      <w:proofErr w:type="spellStart"/>
+      <w:r>
+        <w:rPr>
+          <w:b/>
+          <w:bCs/>
+        </w:rPr>
+        <w:t>đăng</w:t>
+      </w:r>
+      <w:proofErr w:type="spellEnd"/>
+      <w:r>
+        <w:rPr>
+          <w:b/>
+          <w:bCs/>
+        </w:rPr>
+        <w:t xml:space="preserve"> </w:t>
+      </w:r>
+      <w:proofErr w:type="spellStart"/>
+      <w:r>
+        <w:rPr>
+          <w:b/>
+          <w:bCs/>
+        </w:rPr>
+        <w:t>ký</w:t>
+      </w:r>
+      <w:proofErr w:type="spellEnd"/>
+      <w:r>
+        <w:rPr>
+          <w:b/>
+          <w:bCs/>
+        </w:rPr>
+        <w:t xml:space="preserve"> </w:t>
+      </w:r>
+      <w:proofErr w:type="spellStart"/>
+      <w:r>
+        <w:rPr>
+          <w:b/>
+          <w:bCs/>
+        </w:rPr>
+        <w:t>khai</w:t>
+      </w:r>
+      <w:proofErr w:type="spellEnd"/>
+      <w:r>
+        <w:rPr>
+          <w:b/>
+          <w:bCs/>
+        </w:rPr>
+        <w:t xml:space="preserve"> </w:t>
+      </w:r>
+      <w:proofErr w:type="spellStart"/>
+      <w:r>
+        <w:rPr>
+          <w:b/>
+          <w:bCs/>
+        </w:rPr>
+        <w:t>sinh</w:t>
+      </w:r>
+      <w:proofErr w:type="spellEnd"/>
+      <w:r>
+        <w:rPr>
+          <w:b/>
+          <w:bCs/>
+        </w:rPr>
+        <w:t>:</w:t>
+      </w:r>
+      <w:r>
+        <w:t xml:space="preserve"> </w:t>
+      </w:r>
+      <w:proofErr w:type="spellStart"/>
+      <w:r>
+        <w:t>Xã</w:t>
+      </w:r>
+      <w:proofErr w:type="spellEnd"/>
+      <w:r>
+        <w:t xml:space="preserve"> </w:t>
+      </w:r>
+      <w:proofErr w:type="spellStart"/>
+      <w:r>
+        <w:t>Bế</w:t>
+      </w:r>
+      <w:proofErr w:type="spellEnd"/>
+      <w:r>
+        <w:t xml:space="preserve"> Văn Đàn, </w:t>
+      </w:r>
+      <w:proofErr w:type="spellStart"/>
+      <w:r>
+        <w:t>Tỉnh</w:t>
+      </w:r>
+      <w:proofErr w:type="spellEnd"/>
+      <w:r>
+        <w:t xml:space="preserve"> Cao </w:t>
+      </w:r>
+      <w:proofErr w:type="spellStart"/>
+      <w:r>
+        <w:t>Bằng</w:t>
+      </w:r>
+      <w:proofErr w:type="spellEnd"/>
+    </w:p>
+    <w:p>
+      <w:pPr>
+        <w:numPr>
+          <w:ilvl w:val="0"/>
+          <w:numId w:val="2"/>
+        </w:numPr>
+      </w:pPr>
+      <w:proofErr w:type="spellStart"/>
+      <w:r>
+        <w:rPr>
+          <w:b/>
+          <w:bCs/>
+        </w:rPr>
+        <w:t>Quê</w:t>
+      </w:r>
+      <w:proofErr w:type="spellEnd"/>
+      <w:r>
+        <w:rPr>
+          <w:b/>
+          <w:bCs/>
+        </w:rPr>
+        <w:t xml:space="preserve"> </w:t>
+      </w:r>
+      <w:proofErr w:type="spellStart"/>
+      <w:r>
+        <w:rPr>
+          <w:b/>
+          <w:bCs/>
+        </w:rPr>
+        <w:t>quán</w:t>
+      </w:r>
+      <w:proofErr w:type="spellEnd"/>
+      <w:r>
+        <w:rPr>
+          <w:b/>
+          <w:bCs/>
+        </w:rPr>
+        <w:t>:</w:t>
+      </w:r>
+      <w:r>
+        <w:t xml:space="preserve"> </w:t>
+      </w:r>
+      <w:proofErr w:type="spellStart"/>
+      <w:r>
+        <w:t>Xã</w:t>
+      </w:r>
+      <w:proofErr w:type="spellEnd"/>
+      <w:r>
+        <w:t xml:space="preserve"> </w:t>
+      </w:r>
+      <w:proofErr w:type="spellStart"/>
+      <w:r>
+        <w:t>Bế</w:t>
+      </w:r>
+      <w:proofErr w:type="spellEnd"/>
+      <w:r>
+        <w:t xml:space="preserve"> Văn Đàn, </w:t>
+      </w:r>
+      <w:proofErr w:type="spellStart"/>
+      <w:r>
+        <w:t>Tỉnh</w:t>
+      </w:r>
+      <w:proofErr w:type="spellEnd"/>
+      <w:r>
+        <w:t xml:space="preserve"> Cao </w:t>
+      </w:r>
+      <w:proofErr w:type="spellStart"/>
+      <w:r>
+        <w:t>Bằng</w:t>
+      </w:r>
+      <w:proofErr w:type="spellEnd"/>
+    </w:p>
+    <w:p>
+      <w:pPr>
+        <w:numPr>
+          <w:ilvl w:val="0"/>
+          <w:numId w:val="2"/>
+        </w:numPr>
+      </w:pPr>
+      <w:proofErr w:type="spellStart"/>
+      <w:r>
+        <w:rPr>
+          <w:b/>
+          <w:bCs/>
+        </w:rPr>
+        <w:lastRenderedPageBreak/>
+        <w:t>Dân</w:t>
+      </w:r>
+      <w:proofErr w:type="spellEnd"/>
+      <w:r>
+        <w:rPr>
+          <w:b/>
+          <w:bCs/>
+        </w:rPr>
+        <w:t xml:space="preserve"> </w:t>
+      </w:r>
+      <w:proofErr w:type="spellStart"/>
+      <w:r>
+        <w:rPr>
+          <w:b/>
+          <w:bCs/>
+        </w:rPr>
+        <w:t>tộc</w:t>
+      </w:r>
+      <w:proofErr w:type="spellEnd"/>
+      <w:r>
+        <w:rPr>
+          <w:b/>
+          <w:bCs/>
+        </w:rPr>
+        <w:t>:</w:t>
+      </w:r>
+      <w:r>
+        <w:t xml:space="preserve"> </w:t>
+      </w:r>
+      <w:proofErr w:type="spellStart"/>
+      <w:r>
+        <w:t>Nùng</w:t>
+      </w:r>
+      <w:proofErr w:type="spellEnd"/>
+    </w:p>
+    <w:p>
+      <w:pPr>
+        <w:numPr>
+          <w:ilvl w:val="0"/>
+          <w:numId w:val="2"/>
+        </w:numPr>
+      </w:pPr>
+      <w:r>
+        <w:rPr>
+          <w:b/>
+          <w:bCs/>
+        </w:rPr>
+        <w:t xml:space="preserve">Tôn </w:t>
+      </w:r>
+      <w:proofErr w:type="spellStart"/>
+      <w:r>
+        <w:rPr>
+          <w:b/>
+          <w:bCs/>
+        </w:rPr>
+        <w:t>giáo</w:t>
+      </w:r>
+      <w:proofErr w:type="spellEnd"/>
+      <w:r>
+        <w:rPr>
+          <w:b/>
+          <w:bCs/>
+        </w:rPr>
+        <w:t>:</w:t>
+      </w:r>
+      <w:r>
+        <w:t xml:space="preserve"> </w:t>
+      </w:r>
+      <w:proofErr w:type="spellStart"/>
+      <w:r>
+        <w:t>Không</w:t>
+      </w:r>
+      <w:proofErr w:type="spellEnd"/>
+    </w:p>
+    <w:p>
+      <w:pPr>
+        <w:numPr>
+          <w:ilvl w:val="0"/>
+          <w:numId w:val="2"/>
+        </w:numPr>
+      </w:pPr>
+      <w:proofErr w:type="spellStart"/>
+      <w:r>
+        <w:rPr>
+          <w:b/>
+          <w:bCs/>
+        </w:rPr>
+        <w:t>Nơi</w:t>
+      </w:r>
+      <w:proofErr w:type="spellEnd"/>
+      <w:r>
+        <w:rPr>
+          <w:b/>
+          <w:bCs/>
+        </w:rPr>
+        <w:t xml:space="preserve"> </w:t>
+      </w:r>
+      <w:proofErr w:type="spellStart"/>
+      <w:r>
+        <w:rPr>
+          <w:b/>
+          <w:bCs/>
+        </w:rPr>
+        <w:t>thường</w:t>
+      </w:r>
+      <w:proofErr w:type="spellEnd"/>
+      <w:r>
+        <w:rPr>
+          <w:b/>
+          <w:bCs/>
+        </w:rPr>
+        <w:t xml:space="preserve"> </w:t>
+      </w:r>
+      <w:proofErr w:type="spellStart"/>
+      <w:r>
+        <w:rPr>
+          <w:b/>
+          <w:bCs/>
+        </w:rPr>
+        <w:t>trú</w:t>
+      </w:r>
+      <w:proofErr w:type="spellEnd"/>
+      <w:r>
+        <w:rPr>
+          <w:b/>
+          <w:bCs/>
+        </w:rPr>
+        <w:t>:</w:t>
+      </w:r>
+      <w:r>
+        <w:t xml:space="preserve"> XÓM TRƯỜNG AN, </w:t>
+      </w:r>
+      <w:proofErr w:type="spellStart"/>
+      <w:r>
+        <w:t>Xã</w:t>
+      </w:r>
+      <w:proofErr w:type="spellEnd"/>
+      <w:r>
+        <w:t xml:space="preserve"> </w:t>
+      </w:r>
+      <w:proofErr w:type="spellStart"/>
+      <w:r>
+        <w:t>Bế</w:t>
+      </w:r>
+      <w:proofErr w:type="spellEnd"/>
+      <w:r>
+        <w:t xml:space="preserve"> Văn Đàn, </w:t>
+      </w:r>
+      <w:proofErr w:type="spellStart"/>
+      <w:r>
+        <w:t>Tỉnh</w:t>
+      </w:r>
+      <w:proofErr w:type="spellEnd"/>
+      <w:r>
+        <w:t xml:space="preserve"> Cao </w:t>
+      </w:r>
+      <w:proofErr w:type="spellStart"/>
+      <w:r>
+        <w:t>Bằng</w:t>
+      </w:r>
+      <w:proofErr w:type="spellEnd"/>
+    </w:p>
+    <w:p>
+      <w:pPr>
+        <w:numPr>
+          <w:ilvl w:val="0"/>
+          <w:numId w:val="2"/>
+        </w:numPr>
+      </w:pPr>
+      <w:proofErr w:type="spellStart"/>
+      <w:r>
+        <w:rPr>
+          <w:b/>
+          <w:bCs/>
+        </w:rPr>
+        <w:t>Ngày</w:t>
+      </w:r>
+      <w:proofErr w:type="spellEnd"/>
+      <w:r>
+        <w:rPr>
+          <w:b/>
+          <w:bCs/>
+        </w:rPr>
+        <w:t xml:space="preserve"> </w:t>
+      </w:r>
+      <w:proofErr w:type="spellStart"/>
+      <w:r>
+        <w:rPr>
+          <w:b/>
+          <w:bCs/>
+        </w:rPr>
+        <w:t>cấp</w:t>
+      </w:r>
+      <w:proofErr w:type="spellEnd"/>
+      <w:r>
+        <w:rPr>
+          <w:b/>
+          <w:bCs/>
+        </w:rPr>
+        <w:t xml:space="preserve"> </w:t>
+      </w:r>
+      <w:proofErr w:type="spellStart"/>
+      <w:r>
+        <w:rPr>
+          <w:b/>
+          <w:bCs/>
+        </w:rPr>
+        <w:t>căn</w:t>
+      </w:r>
+      <w:proofErr w:type="spellEnd"/>
+      <w:r>
+        <w:rPr>
+          <w:b/>
+          <w:bCs/>
+        </w:rPr>
+        <w:t xml:space="preserve"> </w:t>
+      </w:r>
+      <w:proofErr w:type="spellStart"/>
+      <w:r>
+        <w:rPr>
+          <w:b/>
+          <w:bCs/>
+        </w:rPr>
+        <w:t>cước</w:t>
+      </w:r>
+      <w:proofErr w:type="spellEnd"/>
+      <w:r>
+        <w:rPr>
+          <w:b/>
+          <w:bCs/>
+        </w:rPr>
+        <w:t>:</w:t>
+      </w:r>
+      <w:r>
+        <w:t xml:space="preserve"> 22/04/2021</w:t>
+      </w:r>
+    </w:p>
+    <w:p>
+      <w:r>
+        <w:br/>
       </w:r>
     </w:p>
     <w:p/>
@@ -245,8 +2349,160 @@
       </w:rPr>
     </w:lvl>
   </w:abstractNum>
+  <w:abstractNum w:abstractNumId="1" w15:restartNumberingAfterBreak="0">
+    <w:nsid w:val="7EF37F4D"/>
+    <w:multiLevelType w:val="multilevel"/>
+    <w:tmpl w:val="2004966E"/>
+    <w:lvl w:ilvl="0">
+      <w:start w:val="1"/>
+      <w:numFmt w:val="bullet"/>
+      <w:lvlText w:val=""/>
+      <w:lvlJc w:val="left"/>
+      <w:pPr>
+        <w:tabs>
+          <w:tab w:val="num" w:pos="720"/>
+        </w:tabs>
+        <w:ind w:left="720" w:hanging="360"/>
+      </w:pPr>
+      <w:rPr>
+        <w:rFonts w:ascii="Symbol" w:hAnsi="Symbol" w:hint="default"/>
+        <w:sz w:val="20"/>
+      </w:rPr>
+    </w:lvl>
+    <w:lvl w:ilvl="1" w:tentative="1">
+      <w:start w:val="1"/>
+      <w:numFmt w:val="bullet"/>
+      <w:lvlText w:val="o"/>
+      <w:lvlJc w:val="left"/>
+      <w:pPr>
+        <w:tabs>
+          <w:tab w:val="num" w:pos="1440"/>
+        </w:tabs>
+        <w:ind w:left="1440" w:hanging="360"/>
+      </w:pPr>
+      <w:rPr>
+        <w:rFonts w:ascii="Courier New" w:hAnsi="Courier New" w:hint="default"/>
+        <w:sz w:val="20"/>
+      </w:rPr>
+    </w:lvl>
+    <w:lvl w:ilvl="2" w:tentative="1">
+      <w:start w:val="1"/>
+      <w:numFmt w:val="bullet"/>
+      <w:lvlText w:val=""/>
+      <w:lvlJc w:val="left"/>
+      <w:pPr>
+        <w:tabs>
+          <w:tab w:val="num" w:pos="2160"/>
+        </w:tabs>
+        <w:ind w:left="2160" w:hanging="360"/>
+      </w:pPr>
+      <w:rPr>
+        <w:rFonts w:ascii="Wingdings" w:hAnsi="Wingdings" w:hint="default"/>
+        <w:sz w:val="20"/>
+      </w:rPr>
+    </w:lvl>
+    <w:lvl w:ilvl="3" w:tentative="1">
+      <w:start w:val="1"/>
+      <w:numFmt w:val="bullet"/>
+      <w:lvlText w:val=""/>
+      <w:lvlJc w:val="left"/>
+      <w:pPr>
+        <w:tabs>
+          <w:tab w:val="num" w:pos="2880"/>
+        </w:tabs>
+        <w:ind w:left="2880" w:hanging="360"/>
+      </w:pPr>
+      <w:rPr>
+        <w:rFonts w:ascii="Wingdings" w:hAnsi="Wingdings" w:hint="default"/>
+        <w:sz w:val="20"/>
+      </w:rPr>
+    </w:lvl>
+    <w:lvl w:ilvl="4" w:tentative="1">
+      <w:start w:val="1"/>
+      <w:numFmt w:val="bullet"/>
+      <w:lvlText w:val=""/>
+      <w:lvlJc w:val="left"/>
+      <w:pPr>
+        <w:tabs>
+          <w:tab w:val="num" w:pos="3600"/>
+        </w:tabs>
+        <w:ind w:left="3600" w:hanging="360"/>
+      </w:pPr>
+      <w:rPr>
+        <w:rFonts w:ascii="Wingdings" w:hAnsi="Wingdings" w:hint="default"/>
+        <w:sz w:val="20"/>
+      </w:rPr>
+    </w:lvl>
+    <w:lvl w:ilvl="5" w:tentative="1">
+      <w:start w:val="1"/>
+      <w:numFmt w:val="bullet"/>
+      <w:lvlText w:val=""/>
+      <w:lvlJc w:val="left"/>
+      <w:pPr>
+        <w:tabs>
+          <w:tab w:val="num" w:pos="4320"/>
+        </w:tabs>
+        <w:ind w:left="4320" w:hanging="360"/>
+      </w:pPr>
+      <w:rPr>
+        <w:rFonts w:ascii="Wingdings" w:hAnsi="Wingdings" w:hint="default"/>
+        <w:sz w:val="20"/>
+      </w:rPr>
+    </w:lvl>
+    <w:lvl w:ilvl="6" w:tentative="1">
+      <w:start w:val="1"/>
+      <w:numFmt w:val="bullet"/>
+      <w:lvlText w:val=""/>
+      <w:lvlJc w:val="left"/>
+      <w:pPr>
+        <w:tabs>
+          <w:tab w:val="num" w:pos="5040"/>
+        </w:tabs>
+        <w:ind w:left="5040" w:hanging="360"/>
+      </w:pPr>
+      <w:rPr>
+        <w:rFonts w:ascii="Wingdings" w:hAnsi="Wingdings" w:hint="default"/>
+        <w:sz w:val="20"/>
+      </w:rPr>
+    </w:lvl>
+    <w:lvl w:ilvl="7" w:tentative="1">
+      <w:start w:val="1"/>
+      <w:numFmt w:val="bullet"/>
+      <w:lvlText w:val=""/>
+      <w:lvlJc w:val="left"/>
+      <w:pPr>
+        <w:tabs>
+          <w:tab w:val="num" w:pos="5760"/>
+        </w:tabs>
+        <w:ind w:left="5760" w:hanging="360"/>
+      </w:pPr>
+      <w:rPr>
+        <w:rFonts w:ascii="Wingdings" w:hAnsi="Wingdings" w:hint="default"/>
+        <w:sz w:val="20"/>
+      </w:rPr>
+    </w:lvl>
+    <w:lvl w:ilvl="8" w:tentative="1">
+      <w:start w:val="1"/>
+      <w:numFmt w:val="bullet"/>
+      <w:lvlText w:val=""/>
+      <w:lvlJc w:val="left"/>
+      <w:pPr>
+        <w:tabs>
+          <w:tab w:val="num" w:pos="6480"/>
+        </w:tabs>
+        <w:ind w:left="6480" w:hanging="360"/>
+      </w:pPr>
+      <w:rPr>
+        <w:rFonts w:ascii="Wingdings" w:hAnsi="Wingdings" w:hint="default"/>
+        <w:sz w:val="20"/>
+      </w:rPr>
+    </w:lvl>
+  </w:abstractNum>
   <w:num w:numId="1" w16cid:durableId="584992236">
     <w:abstractNumId w:val="0"/>
+  </w:num>
+  <w:num w:numId="2" w16cid:durableId="1109080691">
+    <w:abstractNumId w:val="1"/>
   </w:num>
 </w:numbering>
 </file>
@@ -854,6 +3110,7 @@
   <w:style w:type="character" w:default="1" w:styleId="DefaultParagraphFont">
     <w:name w:val="Default Paragraph Font"/>
     <w:uiPriority w:val="1"/>
+    <w:semiHidden/>
     <w:unhideWhenUsed/>
   </w:style>
   <w:style w:type="table" w:default="1" w:styleId="TableNormal">

--- a/CÔNG TY TNHH MTV CỬU LONG FURNITURE/Notes.docx
+++ b/CÔNG TY TNHH MTV CỬU LONG FURNITURE/Notes.docx
@@ -4,8 +4,10 @@
   <w:body>
     <w:p>
       <w:r>
-        <w:t xml:space="preserve">CÔNG TY TRÁCH NHIỆM HỮU HẠN MỘT THÀNH VIÊN </w:t>
-      </w:r>
+        <w:t>CÔNG TY TRÁCH NHIỆM HỮU HẠN MỘT THÀNH VIÊN</w:t>
+      </w:r>
+    </w:p>
+    <w:p>
       <w:proofErr w:type="spellStart"/>
       <w:r>
         <w:t>Mã</w:t>
@@ -36,8 +38,10 @@
       </w:r>
       <w:proofErr w:type="spellEnd"/>
       <w:r>
-        <w:t xml:space="preserve">: 3703369798 </w:t>
-      </w:r>
+        <w:t>: 3703369798</w:t>
+      </w:r>
+    </w:p>
+    <w:p>
       <w:proofErr w:type="spellStart"/>
       <w:r>
         <w:t>Đăng</w:t>
@@ -92,8 +96,10 @@
       </w:r>
       <w:proofErr w:type="spellEnd"/>
       <w:r>
-        <w:t xml:space="preserve"> 2025 </w:t>
-      </w:r>
+        <w:t xml:space="preserve"> 2025</w:t>
+      </w:r>
+    </w:p>
+    <w:p>
       <w:proofErr w:type="spellStart"/>
       <w:r>
         <w:t>Đăng</w:t>
@@ -140,7 +146,7 @@
       </w:r>
       <w:proofErr w:type="spellEnd"/>
       <w:r>
-        <w:t xml:space="preserve">: 1, </w:t>
+        <w:t xml:space="preserve">: 2, </w:t>
       </w:r>
       <w:proofErr w:type="spellStart"/>
       <w:r>
@@ -148,7 +154,7 @@
       </w:r>
       <w:proofErr w:type="spellEnd"/>
       <w:r>
-        <w:t xml:space="preserve"> 17 </w:t>
+        <w:t xml:space="preserve"> 20 </w:t>
       </w:r>
       <w:proofErr w:type="spellStart"/>
       <w:r>
@@ -156,7 +162,7 @@
       </w:r>
       <w:proofErr w:type="spellEnd"/>
       <w:r>
-        <w:t xml:space="preserve"> 10 </w:t>
+        <w:t xml:space="preserve"> 01 </w:t>
       </w:r>
       <w:proofErr w:type="spellStart"/>
       <w:r>
@@ -164,47 +170,25 @@
       </w:r>
       <w:proofErr w:type="spellEnd"/>
       <w:r>
-        <w:t xml:space="preserve"> 2025 </w:t>
-      </w:r>
-    </w:p>
-    <w:p>
-      <w:r>
-        <w:rPr>
-          <w:b/>
-          <w:bCs/>
-        </w:rPr>
-        <w:t xml:space="preserve">1. </w:t>
-      </w:r>
-      <w:proofErr w:type="spellStart"/>
-      <w:r>
-        <w:rPr>
-          <w:b/>
-          <w:bCs/>
-        </w:rPr>
+        <w:t xml:space="preserve"> 2026</w:t>
+      </w:r>
+    </w:p>
+    <w:p/>
+    <w:p>
+      <w:proofErr w:type="spellStart"/>
+      <w:r>
         <w:t>Tên</w:t>
       </w:r>
       <w:proofErr w:type="spellEnd"/>
       <w:r>
-        <w:rPr>
-          <w:b/>
-          <w:bCs/>
-        </w:rPr>
-        <w:t xml:space="preserve"> </w:t>
-      </w:r>
-      <w:proofErr w:type="spellStart"/>
-      <w:r>
-        <w:rPr>
-          <w:b/>
-          <w:bCs/>
-        </w:rPr>
+        <w:t xml:space="preserve"> </w:t>
+      </w:r>
+      <w:proofErr w:type="spellStart"/>
+      <w:r>
         <w:t>công</w:t>
       </w:r>
       <w:proofErr w:type="spellEnd"/>
       <w:r>
-        <w:rPr>
-          <w:b/>
-          <w:bCs/>
-        </w:rPr>
         <w:t xml:space="preserve"> ty</w:t>
       </w:r>
     </w:p>
@@ -247,7 +231,7 @@
       </w:r>
       <w:proofErr w:type="spellEnd"/>
       <w:r>
-        <w:t xml:space="preserve"> Việt: CÔNG TY TNHH MTV CỬU LONG FURNITURE </w:t>
+        <w:t xml:space="preserve"> Việt: CÔNG TY TNHH MTV CỬU LONG FURNITURE</w:t>
       </w:r>
     </w:p>
     <w:p>
@@ -305,13 +289,594 @@
       </w:r>
       <w:proofErr w:type="spellEnd"/>
       <w:r>
+        <w:t>:</w:t>
+      </w:r>
+    </w:p>
+    <w:p>
+      <w:proofErr w:type="spellStart"/>
+      <w:r>
+        <w:t>Tên</w:t>
+      </w:r>
+      <w:proofErr w:type="spellEnd"/>
+      <w:r>
+        <w:t xml:space="preserve"> </w:t>
+      </w:r>
+      <w:proofErr w:type="spellStart"/>
+      <w:r>
+        <w:t>công</w:t>
+      </w:r>
+      <w:proofErr w:type="spellEnd"/>
+      <w:r>
+        <w:t xml:space="preserve"> ty </w:t>
+      </w:r>
+      <w:proofErr w:type="spellStart"/>
+      <w:r>
+        <w:t>viết</w:t>
+      </w:r>
+      <w:proofErr w:type="spellEnd"/>
+      <w:r>
+        <w:t xml:space="preserve"> </w:t>
+      </w:r>
+      <w:proofErr w:type="spellStart"/>
+      <w:r>
+        <w:t>tắt</w:t>
+      </w:r>
+      <w:proofErr w:type="spellEnd"/>
+      <w:r>
+        <w:t>:</w:t>
+      </w:r>
+    </w:p>
+    <w:p/>
+    <w:p>
+      <w:proofErr w:type="spellStart"/>
+      <w:r>
+        <w:t>Địa</w:t>
+      </w:r>
+      <w:proofErr w:type="spellEnd"/>
+      <w:r>
+        <w:t xml:space="preserve"> </w:t>
+      </w:r>
+      <w:proofErr w:type="spellStart"/>
+      <w:r>
+        <w:t>chỉ</w:t>
+      </w:r>
+      <w:proofErr w:type="spellEnd"/>
+      <w:r>
+        <w:t xml:space="preserve"> </w:t>
+      </w:r>
+      <w:proofErr w:type="spellStart"/>
+      <w:r>
+        <w:t>trụ</w:t>
+      </w:r>
+      <w:proofErr w:type="spellEnd"/>
+      <w:r>
+        <w:t xml:space="preserve"> </w:t>
+      </w:r>
+      <w:proofErr w:type="spellStart"/>
+      <w:r>
+        <w:t>sở</w:t>
+      </w:r>
+      <w:proofErr w:type="spellEnd"/>
+      <w:r>
+        <w:t xml:space="preserve"> </w:t>
+      </w:r>
+      <w:proofErr w:type="spellStart"/>
+      <w:r>
+        <w:t>chính</w:t>
+      </w:r>
+      <w:proofErr w:type="spellEnd"/>
+    </w:p>
+    <w:p>
+      <w:proofErr w:type="spellStart"/>
+      <w:r>
+        <w:t>Số</w:t>
+      </w:r>
+      <w:proofErr w:type="spellEnd"/>
+      <w:r>
+        <w:t xml:space="preserve"> 710/70 </w:t>
+      </w:r>
+      <w:proofErr w:type="spellStart"/>
+      <w:r>
+        <w:t>đường</w:t>
+      </w:r>
+      <w:proofErr w:type="spellEnd"/>
+      <w:r>
+        <w:t xml:space="preserve"> Lai </w:t>
+      </w:r>
+      <w:proofErr w:type="spellStart"/>
+      <w:r>
+        <w:t>Hưng</w:t>
+      </w:r>
+      <w:proofErr w:type="spellEnd"/>
+      <w:r>
+        <w:t xml:space="preserve"> 144, Khu </w:t>
+      </w:r>
+      <w:proofErr w:type="spellStart"/>
+      <w:r>
+        <w:t>phố</w:t>
+      </w:r>
+      <w:proofErr w:type="spellEnd"/>
+      <w:r>
+        <w:t xml:space="preserve"> </w:t>
+      </w:r>
+      <w:proofErr w:type="spellStart"/>
+      <w:r>
+        <w:t>Bến</w:t>
+      </w:r>
+      <w:proofErr w:type="spellEnd"/>
+      <w:r>
+        <w:t xml:space="preserve"> </w:t>
+      </w:r>
+      <w:proofErr w:type="spellStart"/>
+      <w:r>
+        <w:t>Tượng</w:t>
+      </w:r>
+      <w:proofErr w:type="spellEnd"/>
+      <w:r>
+        <w:t xml:space="preserve">, </w:t>
+      </w:r>
+      <w:proofErr w:type="spellStart"/>
+      <w:r>
+        <w:t>Phường</w:t>
+      </w:r>
+      <w:proofErr w:type="spellEnd"/>
+      <w:r>
+        <w:t xml:space="preserve"> </w:t>
+      </w:r>
+      <w:proofErr w:type="spellStart"/>
+      <w:r>
+        <w:t>Bến</w:t>
+      </w:r>
+      <w:proofErr w:type="spellEnd"/>
+      <w:r>
+        <w:t xml:space="preserve"> Cát, Thành </w:t>
+      </w:r>
+      <w:proofErr w:type="spellStart"/>
+      <w:r>
+        <w:t>phố</w:t>
+      </w:r>
+      <w:proofErr w:type="spellEnd"/>
+      <w:r>
+        <w:t xml:space="preserve"> </w:t>
+      </w:r>
+      <w:proofErr w:type="spellStart"/>
+      <w:r>
+        <w:t>Hồ</w:t>
+      </w:r>
+      <w:proofErr w:type="spellEnd"/>
+      <w:r>
+        <w:t xml:space="preserve"> Chí Minh, Việt Nam</w:t>
+      </w:r>
+    </w:p>
+    <w:p>
+      <w:proofErr w:type="spellStart"/>
+      <w:r>
+        <w:t>Điện</w:t>
+      </w:r>
+      <w:proofErr w:type="spellEnd"/>
+      <w:r>
+        <w:t xml:space="preserve"> </w:t>
+      </w:r>
+      <w:proofErr w:type="spellStart"/>
+      <w:r>
+        <w:t>thoại</w:t>
+      </w:r>
+      <w:proofErr w:type="spellEnd"/>
+      <w:r>
+        <w:t>: 0374692170</w:t>
+      </w:r>
+    </w:p>
+    <w:p>
+      <w:r>
+        <w:t xml:space="preserve">Thư </w:t>
+      </w:r>
+      <w:proofErr w:type="spellStart"/>
+      <w:r>
+        <w:t>điện</w:t>
+      </w:r>
+      <w:proofErr w:type="spellEnd"/>
+      <w:r>
+        <w:t xml:space="preserve"> </w:t>
+      </w:r>
+      <w:proofErr w:type="spellStart"/>
+      <w:r>
+        <w:t>tử</w:t>
+      </w:r>
+      <w:proofErr w:type="spellEnd"/>
+      <w:r>
+        <w:t>:</w:t>
+      </w:r>
+    </w:p>
+    <w:p>
+      <w:proofErr w:type="spellStart"/>
+      <w:r>
+        <w:t>Số</w:t>
+      </w:r>
+      <w:proofErr w:type="spellEnd"/>
+      <w:r>
+        <w:t xml:space="preserve"> Fax:</w:t>
+      </w:r>
+    </w:p>
+    <w:p>
+      <w:r>
+        <w:t>Website:</w:t>
+      </w:r>
+    </w:p>
+    <w:p/>
+    <w:p>
+      <w:proofErr w:type="spellStart"/>
+      <w:r>
+        <w:t>Vốn</w:t>
+      </w:r>
+      <w:proofErr w:type="spellEnd"/>
+      <w:r>
+        <w:t xml:space="preserve"> </w:t>
+      </w:r>
+      <w:proofErr w:type="spellStart"/>
+      <w:r>
+        <w:t>điều</w:t>
+      </w:r>
+      <w:proofErr w:type="spellEnd"/>
+      <w:r>
+        <w:t xml:space="preserve"> </w:t>
+      </w:r>
+      <w:proofErr w:type="spellStart"/>
+      <w:r>
+        <w:t>lệ</w:t>
+      </w:r>
+      <w:proofErr w:type="spellEnd"/>
+      <w:r>
+        <w:t xml:space="preserve"> : 2.000.000.000 </w:t>
+      </w:r>
+      <w:proofErr w:type="spellStart"/>
+      <w:r>
+        <w:t>đồng</w:t>
+      </w:r>
+      <w:proofErr w:type="spellEnd"/>
+      <w:r>
+        <w:t>.</w:t>
+      </w:r>
+    </w:p>
+    <w:p>
+      <w:proofErr w:type="spellStart"/>
+      <w:r>
+        <w:t>Bằng</w:t>
+      </w:r>
+      <w:proofErr w:type="spellEnd"/>
+      <w:r>
+        <w:t xml:space="preserve"> </w:t>
+      </w:r>
+      <w:proofErr w:type="spellStart"/>
+      <w:r>
+        <w:t>chữ</w:t>
+      </w:r>
+      <w:proofErr w:type="spellEnd"/>
+      <w:r>
+        <w:t xml:space="preserve">: Hai </w:t>
+      </w:r>
+      <w:proofErr w:type="spellStart"/>
+      <w:r>
+        <w:t>tỷ</w:t>
+      </w:r>
+      <w:proofErr w:type="spellEnd"/>
+      <w:r>
+        <w:t xml:space="preserve"> </w:t>
+      </w:r>
+      <w:proofErr w:type="spellStart"/>
+      <w:r>
+        <w:t>đồng</w:t>
+      </w:r>
+      <w:proofErr w:type="spellEnd"/>
+    </w:p>
+    <w:p/>
+    <w:p>
+      <w:r>
+        <w:t xml:space="preserve">Thông tin </w:t>
+      </w:r>
+      <w:proofErr w:type="spellStart"/>
+      <w:r>
+        <w:t>về</w:t>
+      </w:r>
+      <w:proofErr w:type="spellEnd"/>
+      <w:r>
+        <w:t xml:space="preserve"> </w:t>
+      </w:r>
+      <w:proofErr w:type="spellStart"/>
+      <w:r>
+        <w:t>chủ</w:t>
+      </w:r>
+      <w:proofErr w:type="spellEnd"/>
+      <w:r>
+        <w:t xml:space="preserve"> </w:t>
+      </w:r>
+      <w:proofErr w:type="spellStart"/>
+      <w:r>
+        <w:t>sở</w:t>
+      </w:r>
+      <w:proofErr w:type="spellEnd"/>
+      <w:r>
+        <w:t xml:space="preserve"> </w:t>
+      </w:r>
+      <w:proofErr w:type="spellStart"/>
+      <w:r>
+        <w:t>hữu</w:t>
+      </w:r>
+      <w:proofErr w:type="spellEnd"/>
+    </w:p>
+    <w:p>
+      <w:proofErr w:type="spellStart"/>
+      <w:r>
+        <w:t>Họ</w:t>
+      </w:r>
+      <w:proofErr w:type="spellEnd"/>
+      <w:r>
+        <w:t xml:space="preserve">, </w:t>
+      </w:r>
+      <w:proofErr w:type="spellStart"/>
+      <w:r>
+        <w:t>chữ</w:t>
+      </w:r>
+      <w:proofErr w:type="spellEnd"/>
+      <w:r>
+        <w:t xml:space="preserve"> </w:t>
+      </w:r>
+      <w:proofErr w:type="spellStart"/>
+      <w:r>
+        <w:t>đệm</w:t>
+      </w:r>
+      <w:proofErr w:type="spellEnd"/>
+      <w:r>
+        <w:t xml:space="preserve"> </w:t>
+      </w:r>
+      <w:proofErr w:type="spellStart"/>
+      <w:r>
+        <w:t>và</w:t>
+      </w:r>
+      <w:proofErr w:type="spellEnd"/>
+      <w:r>
+        <w:t xml:space="preserve"> </w:t>
+      </w:r>
+      <w:proofErr w:type="spellStart"/>
+      <w:r>
+        <w:t>tên</w:t>
+      </w:r>
+      <w:proofErr w:type="spellEnd"/>
+      <w:r>
+        <w:t>: HỒ THỊ TIẾP</w:t>
+      </w:r>
+    </w:p>
+    <w:p>
+      <w:proofErr w:type="spellStart"/>
+      <w:r>
+        <w:t>Ngày</w:t>
+      </w:r>
+      <w:proofErr w:type="spellEnd"/>
+      <w:r>
+        <w:t xml:space="preserve">, </w:t>
+      </w:r>
+      <w:proofErr w:type="spellStart"/>
+      <w:r>
+        <w:t>tháng</w:t>
+      </w:r>
+      <w:proofErr w:type="spellEnd"/>
+      <w:r>
+        <w:t xml:space="preserve">, </w:t>
+      </w:r>
+      <w:proofErr w:type="spellStart"/>
+      <w:r>
+        <w:t>năm</w:t>
+      </w:r>
+      <w:proofErr w:type="spellEnd"/>
+      <w:r>
+        <w:t xml:space="preserve"> </w:t>
+      </w:r>
+      <w:proofErr w:type="spellStart"/>
+      <w:r>
+        <w:t>sinh</w:t>
+      </w:r>
+      <w:proofErr w:type="spellEnd"/>
+      <w:r>
+        <w:t>: 04/10/1988</w:t>
+      </w:r>
+    </w:p>
+    <w:p>
+      <w:proofErr w:type="spellStart"/>
+      <w:r>
+        <w:t>Giới</w:t>
+      </w:r>
+      <w:proofErr w:type="spellEnd"/>
+      <w:r>
+        <w:t xml:space="preserve"> </w:t>
+      </w:r>
+      <w:proofErr w:type="spellStart"/>
+      <w:r>
+        <w:t>tính</w:t>
+      </w:r>
+      <w:proofErr w:type="spellEnd"/>
+      <w:r>
         <w:t xml:space="preserve">: </w:t>
       </w:r>
-    </w:p>
-    <w:p>
-      <w:proofErr w:type="spellStart"/>
-      <w:r>
-        <w:t>Tên</w:t>
+      <w:proofErr w:type="spellStart"/>
+      <w:r>
+        <w:t>Nữ</w:t>
+      </w:r>
+      <w:proofErr w:type="spellEnd"/>
+    </w:p>
+    <w:p>
+      <w:proofErr w:type="spellStart"/>
+      <w:r>
+        <w:t>Số</w:t>
+      </w:r>
+      <w:proofErr w:type="spellEnd"/>
+      <w:r>
+        <w:t xml:space="preserve"> </w:t>
+      </w:r>
+      <w:proofErr w:type="spellStart"/>
+      <w:r>
+        <w:t>định</w:t>
+      </w:r>
+      <w:proofErr w:type="spellEnd"/>
+      <w:r>
+        <w:t xml:space="preserve"> </w:t>
+      </w:r>
+      <w:proofErr w:type="spellStart"/>
+      <w:r>
+        <w:t>danh</w:t>
+      </w:r>
+      <w:proofErr w:type="spellEnd"/>
+      <w:r>
+        <w:t xml:space="preserve"> </w:t>
+      </w:r>
+      <w:proofErr w:type="spellStart"/>
+      <w:r>
+        <w:t>cá</w:t>
+      </w:r>
+      <w:proofErr w:type="spellEnd"/>
+      <w:r>
+        <w:t xml:space="preserve"> </w:t>
+      </w:r>
+      <w:proofErr w:type="spellStart"/>
+      <w:r>
+        <w:t>nhân</w:t>
+      </w:r>
+      <w:proofErr w:type="spellEnd"/>
+      <w:r>
+        <w:t>: 042188011607</w:t>
+      </w:r>
+    </w:p>
+    <w:p>
+      <w:r>
+        <w:lastRenderedPageBreak/>
+        <w:t xml:space="preserve">Quốc </w:t>
+      </w:r>
+      <w:proofErr w:type="spellStart"/>
+      <w:r>
+        <w:t>tịch</w:t>
+      </w:r>
+      <w:proofErr w:type="spellEnd"/>
+      <w:r>
+        <w:t>: Việt Nam</w:t>
+      </w:r>
+    </w:p>
+    <w:p>
+      <w:proofErr w:type="spellStart"/>
+      <w:r>
+        <w:t>Địa</w:t>
+      </w:r>
+      <w:proofErr w:type="spellEnd"/>
+      <w:r>
+        <w:t xml:space="preserve"> </w:t>
+      </w:r>
+      <w:proofErr w:type="spellStart"/>
+      <w:r>
+        <w:t>chỉ</w:t>
+      </w:r>
+      <w:proofErr w:type="spellEnd"/>
+      <w:r>
+        <w:t xml:space="preserve"> </w:t>
+      </w:r>
+      <w:proofErr w:type="spellStart"/>
+      <w:r>
+        <w:t>liên</w:t>
+      </w:r>
+      <w:proofErr w:type="spellEnd"/>
+      <w:r>
+        <w:t xml:space="preserve"> </w:t>
+      </w:r>
+      <w:proofErr w:type="spellStart"/>
+      <w:r>
+        <w:t>lạc</w:t>
+      </w:r>
+      <w:proofErr w:type="spellEnd"/>
+      <w:r>
+        <w:t xml:space="preserve">: </w:t>
+      </w:r>
+      <w:proofErr w:type="spellStart"/>
+      <w:r>
+        <w:t>Thôn</w:t>
+      </w:r>
+      <w:proofErr w:type="spellEnd"/>
+      <w:r>
+        <w:t xml:space="preserve"> Tân Giang, </w:t>
+      </w:r>
+      <w:proofErr w:type="spellStart"/>
+      <w:r>
+        <w:t>Xã</w:t>
+      </w:r>
+      <w:proofErr w:type="spellEnd"/>
+      <w:r>
+        <w:t xml:space="preserve"> </w:t>
+      </w:r>
+      <w:proofErr w:type="spellStart"/>
+      <w:r>
+        <w:t>Kỳ</w:t>
+      </w:r>
+      <w:proofErr w:type="spellEnd"/>
+      <w:r>
+        <w:t xml:space="preserve"> Anh, </w:t>
+      </w:r>
+      <w:proofErr w:type="spellStart"/>
+      <w:r>
+        <w:t>Tỉnh</w:t>
+      </w:r>
+      <w:proofErr w:type="spellEnd"/>
+      <w:r>
+        <w:t xml:space="preserve"> Hà Tĩnh, Việt Nam</w:t>
+      </w:r>
+    </w:p>
+    <w:p/>
+    <w:p>
+      <w:proofErr w:type="spellStart"/>
+      <w:r>
+        <w:t>Người</w:t>
+      </w:r>
+      <w:proofErr w:type="spellEnd"/>
+      <w:r>
+        <w:t xml:space="preserve"> </w:t>
+      </w:r>
+      <w:proofErr w:type="spellStart"/>
+      <w:r>
+        <w:t>đại</w:t>
+      </w:r>
+      <w:proofErr w:type="spellEnd"/>
+      <w:r>
+        <w:t xml:space="preserve"> </w:t>
+      </w:r>
+      <w:proofErr w:type="spellStart"/>
+      <w:r>
+        <w:t>diện</w:t>
+      </w:r>
+      <w:proofErr w:type="spellEnd"/>
+      <w:r>
+        <w:t xml:space="preserve"> </w:t>
+      </w:r>
+      <w:proofErr w:type="spellStart"/>
+      <w:r>
+        <w:t>theo</w:t>
+      </w:r>
+      <w:proofErr w:type="spellEnd"/>
+      <w:r>
+        <w:t xml:space="preserve"> </w:t>
+      </w:r>
+      <w:proofErr w:type="spellStart"/>
+      <w:r>
+        <w:t>pháp</w:t>
+      </w:r>
+      <w:proofErr w:type="spellEnd"/>
+      <w:r>
+        <w:t xml:space="preserve"> </w:t>
+      </w:r>
+      <w:proofErr w:type="spellStart"/>
+      <w:r>
+        <w:t>luật</w:t>
+      </w:r>
+      <w:proofErr w:type="spellEnd"/>
+      <w:r>
+        <w:t xml:space="preserve"> </w:t>
+      </w:r>
+      <w:proofErr w:type="spellStart"/>
+      <w:r>
+        <w:t>của</w:t>
       </w:r>
       <w:proofErr w:type="spellEnd"/>
       <w:r>
@@ -323,108 +888,222 @@
       </w:r>
       <w:proofErr w:type="spellEnd"/>
       <w:r>
-        <w:t xml:space="preserve"> ty </w:t>
-      </w:r>
-      <w:proofErr w:type="spellStart"/>
-      <w:r>
-        <w:t>viết</w:t>
-      </w:r>
-      <w:proofErr w:type="spellEnd"/>
-      <w:r>
-        <w:t xml:space="preserve"> </w:t>
-      </w:r>
-      <w:proofErr w:type="spellStart"/>
-      <w:r>
-        <w:t>tắt</w:t>
+        <w:t xml:space="preserve"> ty</w:t>
+      </w:r>
+    </w:p>
+    <w:p>
+      <w:proofErr w:type="spellStart"/>
+      <w:r>
+        <w:t>Họ</w:t>
+      </w:r>
+      <w:proofErr w:type="spellEnd"/>
+      <w:r>
+        <w:t xml:space="preserve">, </w:t>
+      </w:r>
+      <w:proofErr w:type="spellStart"/>
+      <w:r>
+        <w:t>chữ</w:t>
+      </w:r>
+      <w:proofErr w:type="spellEnd"/>
+      <w:r>
+        <w:t xml:space="preserve"> </w:t>
+      </w:r>
+      <w:proofErr w:type="spellStart"/>
+      <w:r>
+        <w:t>đệm</w:t>
+      </w:r>
+      <w:proofErr w:type="spellEnd"/>
+      <w:r>
+        <w:t xml:space="preserve"> </w:t>
+      </w:r>
+      <w:proofErr w:type="spellStart"/>
+      <w:r>
+        <w:t>và</w:t>
+      </w:r>
+      <w:proofErr w:type="spellEnd"/>
+      <w:r>
+        <w:t xml:space="preserve"> </w:t>
+      </w:r>
+      <w:proofErr w:type="spellStart"/>
+      <w:r>
+        <w:t>tên</w:t>
+      </w:r>
+      <w:proofErr w:type="spellEnd"/>
+      <w:r>
+        <w:t>: HUANG, SHENGHUAI</w:t>
+      </w:r>
+    </w:p>
+    <w:p>
+      <w:proofErr w:type="spellStart"/>
+      <w:r>
+        <w:t>Ngày</w:t>
+      </w:r>
+      <w:proofErr w:type="spellEnd"/>
+      <w:r>
+        <w:t xml:space="preserve">, </w:t>
+      </w:r>
+      <w:proofErr w:type="spellStart"/>
+      <w:r>
+        <w:t>tháng</w:t>
+      </w:r>
+      <w:proofErr w:type="spellEnd"/>
+      <w:r>
+        <w:t xml:space="preserve">, </w:t>
+      </w:r>
+      <w:proofErr w:type="spellStart"/>
+      <w:r>
+        <w:t>năm</w:t>
+      </w:r>
+      <w:proofErr w:type="spellEnd"/>
+      <w:r>
+        <w:t xml:space="preserve"> </w:t>
+      </w:r>
+      <w:proofErr w:type="spellStart"/>
+      <w:r>
+        <w:t>sinh</w:t>
+      </w:r>
+      <w:proofErr w:type="spellEnd"/>
+      <w:r>
+        <w:t>: 12/01/1972</w:t>
+      </w:r>
+    </w:p>
+    <w:p>
+      <w:proofErr w:type="spellStart"/>
+      <w:r>
+        <w:t>Giới</w:t>
+      </w:r>
+      <w:proofErr w:type="spellEnd"/>
+      <w:r>
+        <w:t xml:space="preserve"> </w:t>
+      </w:r>
+      <w:proofErr w:type="spellStart"/>
+      <w:r>
+        <w:t>tính</w:t>
+      </w:r>
+      <w:proofErr w:type="spellEnd"/>
+      <w:r>
+        <w:t>: Nam</w:t>
+      </w:r>
+    </w:p>
+    <w:p>
+      <w:r>
+        <w:t xml:space="preserve">Quốc </w:t>
+      </w:r>
+      <w:proofErr w:type="spellStart"/>
+      <w:r>
+        <w:t>tịch</w:t>
+      </w:r>
+      <w:proofErr w:type="spellEnd"/>
+      <w:r>
+        <w:t>: Trung Quốc</w:t>
+      </w:r>
+    </w:p>
+    <w:p>
+      <w:proofErr w:type="spellStart"/>
+      <w:r>
+        <w:t>Số</w:t>
+      </w:r>
+      <w:proofErr w:type="spellEnd"/>
+      <w:r>
+        <w:t xml:space="preserve"> </w:t>
+      </w:r>
+      <w:proofErr w:type="spellStart"/>
+      <w:r>
+        <w:t>định</w:t>
+      </w:r>
+      <w:proofErr w:type="spellEnd"/>
+      <w:r>
+        <w:t xml:space="preserve"> </w:t>
+      </w:r>
+      <w:proofErr w:type="spellStart"/>
+      <w:r>
+        <w:t>danh</w:t>
+      </w:r>
+      <w:proofErr w:type="spellEnd"/>
+      <w:r>
+        <w:t xml:space="preserve"> </w:t>
+      </w:r>
+      <w:proofErr w:type="spellStart"/>
+      <w:r>
+        <w:t>cá</w:t>
+      </w:r>
+      <w:proofErr w:type="spellEnd"/>
+      <w:r>
+        <w:t xml:space="preserve"> </w:t>
+      </w:r>
+      <w:proofErr w:type="spellStart"/>
+      <w:r>
+        <w:t>nhân</w:t>
+      </w:r>
+      <w:proofErr w:type="spellEnd"/>
+      <w:r>
+        <w:t>: EH9308274</w:t>
+      </w:r>
+    </w:p>
+    <w:p>
+      <w:proofErr w:type="spellStart"/>
+      <w:r>
+        <w:t>Chức</w:t>
+      </w:r>
+      <w:proofErr w:type="spellEnd"/>
+      <w:r>
+        <w:t xml:space="preserve"> </w:t>
+      </w:r>
+      <w:proofErr w:type="spellStart"/>
+      <w:r>
+        <w:t>danh</w:t>
       </w:r>
       <w:proofErr w:type="spellEnd"/>
       <w:r>
         <w:t xml:space="preserve">: </w:t>
       </w:r>
-    </w:p>
-    <w:p>
-      <w:r>
-        <w:rPr>
-          <w:b/>
-          <w:bCs/>
-        </w:rPr>
-        <w:t xml:space="preserve">2. </w:t>
-      </w:r>
-      <w:proofErr w:type="spellStart"/>
-      <w:r>
-        <w:rPr>
-          <w:b/>
-          <w:bCs/>
-        </w:rPr>
+      <w:proofErr w:type="spellStart"/>
+      <w:r>
+        <w:t>Giám</w:t>
+      </w:r>
+      <w:proofErr w:type="spellEnd"/>
+      <w:r>
+        <w:t xml:space="preserve"> </w:t>
+      </w:r>
+      <w:proofErr w:type="spellStart"/>
+      <w:r>
+        <w:t>đốc</w:t>
+      </w:r>
+      <w:proofErr w:type="spellEnd"/>
+    </w:p>
+    <w:p>
+      <w:proofErr w:type="spellStart"/>
+      <w:r>
         <w:t>Địa</w:t>
       </w:r>
       <w:proofErr w:type="spellEnd"/>
       <w:r>
-        <w:rPr>
-          <w:b/>
-          <w:bCs/>
-        </w:rPr>
-        <w:t xml:space="preserve"> </w:t>
-      </w:r>
-      <w:proofErr w:type="spellStart"/>
-      <w:r>
-        <w:rPr>
-          <w:b/>
-          <w:bCs/>
-        </w:rPr>
+        <w:t xml:space="preserve"> </w:t>
+      </w:r>
+      <w:proofErr w:type="spellStart"/>
+      <w:r>
         <w:t>chỉ</w:t>
       </w:r>
       <w:proofErr w:type="spellEnd"/>
       <w:r>
-        <w:rPr>
-          <w:b/>
-          <w:bCs/>
-        </w:rPr>
-        <w:t xml:space="preserve"> </w:t>
-      </w:r>
-      <w:proofErr w:type="spellStart"/>
-      <w:r>
-        <w:rPr>
-          <w:b/>
-          <w:bCs/>
-        </w:rPr>
-        <w:t>trụ</w:t>
-      </w:r>
-      <w:proofErr w:type="spellEnd"/>
-      <w:r>
-        <w:rPr>
-          <w:b/>
-          <w:bCs/>
-        </w:rPr>
-        <w:t xml:space="preserve"> </w:t>
-      </w:r>
-      <w:proofErr w:type="spellStart"/>
-      <w:r>
-        <w:rPr>
-          <w:b/>
-          <w:bCs/>
-        </w:rPr>
-        <w:t>sở</w:t>
-      </w:r>
-      <w:proofErr w:type="spellEnd"/>
-      <w:r>
-        <w:rPr>
-          <w:b/>
-          <w:bCs/>
-        </w:rPr>
-        <w:t xml:space="preserve"> </w:t>
-      </w:r>
-      <w:proofErr w:type="spellStart"/>
-      <w:r>
-        <w:rPr>
-          <w:b/>
-          <w:bCs/>
-        </w:rPr>
-        <w:t>chính</w:t>
-      </w:r>
-      <w:proofErr w:type="spellEnd"/>
-    </w:p>
-    <w:p>
+        <w:t xml:space="preserve"> </w:t>
+      </w:r>
+      <w:proofErr w:type="spellStart"/>
+      <w:r>
+        <w:t>liên</w:t>
+      </w:r>
+      <w:proofErr w:type="spellEnd"/>
+      <w:r>
+        <w:t xml:space="preserve"> </w:t>
+      </w:r>
+      <w:proofErr w:type="spellStart"/>
+      <w:r>
+        <w:t>lạc</w:t>
+      </w:r>
+      <w:proofErr w:type="spellEnd"/>
+      <w:r>
+        <w:t xml:space="preserve">: </w:t>
+      </w:r>
       <w:proofErr w:type="spellStart"/>
       <w:r>
         <w:t>Số</w:t>
@@ -503,824 +1182,7 @@
       </w:r>
       <w:proofErr w:type="spellEnd"/>
       <w:r>
-        <w:t xml:space="preserve"> Chí Minh, Việt Nam </w:t>
-      </w:r>
-      <w:proofErr w:type="spellStart"/>
-      <w:r>
-        <w:t>Điện</w:t>
-      </w:r>
-      <w:proofErr w:type="spellEnd"/>
-      <w:r>
-        <w:t xml:space="preserve"> </w:t>
-      </w:r>
-      <w:proofErr w:type="spellStart"/>
-      <w:r>
-        <w:t>thoại</w:t>
-      </w:r>
-      <w:proofErr w:type="spellEnd"/>
-      <w:r>
-        <w:t xml:space="preserve">: 0374692170 Thư </w:t>
-      </w:r>
-      <w:proofErr w:type="spellStart"/>
-      <w:r>
-        <w:t>điện</w:t>
-      </w:r>
-      <w:proofErr w:type="spellEnd"/>
-      <w:r>
-        <w:t xml:space="preserve"> </w:t>
-      </w:r>
-      <w:proofErr w:type="spellStart"/>
-      <w:r>
-        <w:t>tử</w:t>
-      </w:r>
-      <w:proofErr w:type="spellEnd"/>
-      <w:r>
-        <w:t xml:space="preserve">: </w:t>
-      </w:r>
-      <w:proofErr w:type="spellStart"/>
-      <w:r>
-        <w:t>Số</w:t>
-      </w:r>
-      <w:proofErr w:type="spellEnd"/>
-      <w:r>
-        <w:t xml:space="preserve"> Fax: Website: </w:t>
-      </w:r>
-    </w:p>
-    <w:p>
-      <w:r>
-        <w:rPr>
-          <w:b/>
-          <w:bCs/>
-        </w:rPr>
-        <w:t xml:space="preserve">3. </w:t>
-      </w:r>
-      <w:proofErr w:type="spellStart"/>
-      <w:r>
-        <w:rPr>
-          <w:b/>
-          <w:bCs/>
-        </w:rPr>
-        <w:t>Vốn</w:t>
-      </w:r>
-      <w:proofErr w:type="spellEnd"/>
-      <w:r>
-        <w:rPr>
-          <w:b/>
-          <w:bCs/>
-        </w:rPr>
-        <w:t xml:space="preserve"> </w:t>
-      </w:r>
-      <w:proofErr w:type="spellStart"/>
-      <w:r>
-        <w:rPr>
-          <w:b/>
-          <w:bCs/>
-        </w:rPr>
-        <w:t>điều</w:t>
-      </w:r>
-      <w:proofErr w:type="spellEnd"/>
-      <w:r>
-        <w:rPr>
-          <w:b/>
-          <w:bCs/>
-        </w:rPr>
-        <w:t xml:space="preserve"> </w:t>
-      </w:r>
-      <w:proofErr w:type="spellStart"/>
-      <w:proofErr w:type="gramStart"/>
-      <w:r>
-        <w:rPr>
-          <w:b/>
-          <w:bCs/>
-        </w:rPr>
-        <w:t>lệ</w:t>
-      </w:r>
-      <w:proofErr w:type="spellEnd"/>
-      <w:r>
-        <w:rPr>
-          <w:b/>
-          <w:bCs/>
-        </w:rPr>
-        <w:t xml:space="preserve"> :</w:t>
-      </w:r>
-      <w:proofErr w:type="gramEnd"/>
-      <w:r>
-        <w:rPr>
-          <w:b/>
-          <w:bCs/>
-        </w:rPr>
-        <w:t xml:space="preserve"> 2.000.000.000 </w:t>
-      </w:r>
-      <w:proofErr w:type="spellStart"/>
-      <w:r>
-        <w:rPr>
-          <w:b/>
-          <w:bCs/>
-        </w:rPr>
-        <w:t>đồng</w:t>
-      </w:r>
-      <w:proofErr w:type="spellEnd"/>
-      <w:r>
-        <w:rPr>
-          <w:b/>
-          <w:bCs/>
-        </w:rPr>
-        <w:t>.</w:t>
-      </w:r>
-    </w:p>
-    <w:p>
-      <w:proofErr w:type="spellStart"/>
-      <w:r>
-        <w:t>Bằng</w:t>
-      </w:r>
-      <w:proofErr w:type="spellEnd"/>
-      <w:r>
-        <w:t xml:space="preserve"> </w:t>
-      </w:r>
-      <w:proofErr w:type="spellStart"/>
-      <w:r>
-        <w:t>chữ</w:t>
-      </w:r>
-      <w:proofErr w:type="spellEnd"/>
-      <w:r>
-        <w:t xml:space="preserve">: Hai </w:t>
-      </w:r>
-      <w:proofErr w:type="spellStart"/>
-      <w:r>
-        <w:t>tỷ</w:t>
-      </w:r>
-      <w:proofErr w:type="spellEnd"/>
-      <w:r>
-        <w:t xml:space="preserve"> </w:t>
-      </w:r>
-      <w:proofErr w:type="spellStart"/>
-      <w:r>
-        <w:t>đồng</w:t>
-      </w:r>
-      <w:proofErr w:type="spellEnd"/>
-      <w:r>
-        <w:t xml:space="preserve"> </w:t>
-      </w:r>
-    </w:p>
-    <w:p>
-      <w:r>
-        <w:rPr>
-          <w:b/>
-          <w:bCs/>
-        </w:rPr>
-        <w:t xml:space="preserve">4. Thông tin </w:t>
-      </w:r>
-      <w:proofErr w:type="spellStart"/>
-      <w:r>
-        <w:rPr>
-          <w:b/>
-          <w:bCs/>
-        </w:rPr>
-        <w:t>về</w:t>
-      </w:r>
-      <w:proofErr w:type="spellEnd"/>
-      <w:r>
-        <w:rPr>
-          <w:b/>
-          <w:bCs/>
-        </w:rPr>
-        <w:t xml:space="preserve"> </w:t>
-      </w:r>
-      <w:proofErr w:type="spellStart"/>
-      <w:r>
-        <w:rPr>
-          <w:b/>
-          <w:bCs/>
-        </w:rPr>
-        <w:t>chủ</w:t>
-      </w:r>
-      <w:proofErr w:type="spellEnd"/>
-      <w:r>
-        <w:rPr>
-          <w:b/>
-          <w:bCs/>
-        </w:rPr>
-        <w:t xml:space="preserve"> </w:t>
-      </w:r>
-      <w:proofErr w:type="spellStart"/>
-      <w:r>
-        <w:rPr>
-          <w:b/>
-          <w:bCs/>
-        </w:rPr>
-        <w:t>sở</w:t>
-      </w:r>
-      <w:proofErr w:type="spellEnd"/>
-      <w:r>
-        <w:rPr>
-          <w:b/>
-          <w:bCs/>
-        </w:rPr>
-        <w:t xml:space="preserve"> </w:t>
-      </w:r>
-      <w:proofErr w:type="spellStart"/>
-      <w:r>
-        <w:rPr>
-          <w:b/>
-          <w:bCs/>
-        </w:rPr>
-        <w:t>hữu</w:t>
-      </w:r>
-      <w:proofErr w:type="spellEnd"/>
-    </w:p>
-    <w:p>
-      <w:proofErr w:type="spellStart"/>
-      <w:r>
-        <w:t>Họ</w:t>
-      </w:r>
-      <w:proofErr w:type="spellEnd"/>
-      <w:r>
-        <w:t xml:space="preserve">, </w:t>
-      </w:r>
-      <w:proofErr w:type="spellStart"/>
-      <w:r>
-        <w:t>chữ</w:t>
-      </w:r>
-      <w:proofErr w:type="spellEnd"/>
-      <w:r>
-        <w:t xml:space="preserve"> </w:t>
-      </w:r>
-      <w:proofErr w:type="spellStart"/>
-      <w:r>
-        <w:t>đệm</w:t>
-      </w:r>
-      <w:proofErr w:type="spellEnd"/>
-      <w:r>
-        <w:t xml:space="preserve"> </w:t>
-      </w:r>
-      <w:proofErr w:type="spellStart"/>
-      <w:r>
-        <w:t>và</w:t>
-      </w:r>
-      <w:proofErr w:type="spellEnd"/>
-      <w:r>
-        <w:t xml:space="preserve"> </w:t>
-      </w:r>
-      <w:proofErr w:type="spellStart"/>
-      <w:r>
-        <w:t>tên</w:t>
-      </w:r>
-      <w:proofErr w:type="spellEnd"/>
-      <w:r>
-        <w:t xml:space="preserve">: HỒ THỊ TIẾP </w:t>
-      </w:r>
-      <w:proofErr w:type="spellStart"/>
-      <w:r>
-        <w:t>Ngày</w:t>
-      </w:r>
-      <w:proofErr w:type="spellEnd"/>
-      <w:r>
-        <w:t xml:space="preserve">, </w:t>
-      </w:r>
-      <w:proofErr w:type="spellStart"/>
-      <w:r>
-        <w:t>tháng</w:t>
-      </w:r>
-      <w:proofErr w:type="spellEnd"/>
-      <w:r>
-        <w:t xml:space="preserve">, </w:t>
-      </w:r>
-      <w:proofErr w:type="spellStart"/>
-      <w:r>
-        <w:t>năm</w:t>
-      </w:r>
-      <w:proofErr w:type="spellEnd"/>
-      <w:r>
-        <w:t xml:space="preserve"> </w:t>
-      </w:r>
-      <w:proofErr w:type="spellStart"/>
-      <w:r>
-        <w:t>sinh</w:t>
-      </w:r>
-      <w:proofErr w:type="spellEnd"/>
-      <w:r>
-        <w:t xml:space="preserve">: 04/10/1988 </w:t>
-      </w:r>
-      <w:proofErr w:type="spellStart"/>
-      <w:r>
-        <w:t>Giới</w:t>
-      </w:r>
-      <w:proofErr w:type="spellEnd"/>
-      <w:r>
-        <w:t xml:space="preserve"> </w:t>
-      </w:r>
-      <w:proofErr w:type="spellStart"/>
-      <w:r>
-        <w:t>tính</w:t>
-      </w:r>
-      <w:proofErr w:type="spellEnd"/>
-      <w:r>
-        <w:t xml:space="preserve">: </w:t>
-      </w:r>
-      <w:proofErr w:type="spellStart"/>
-      <w:r>
-        <w:t>Nữ</w:t>
-      </w:r>
-      <w:proofErr w:type="spellEnd"/>
-      <w:r>
-        <w:t xml:space="preserve"> Quốc </w:t>
-      </w:r>
-      <w:proofErr w:type="spellStart"/>
-      <w:r>
-        <w:t>tịch</w:t>
-      </w:r>
-      <w:proofErr w:type="spellEnd"/>
-      <w:r>
-        <w:t xml:space="preserve">: Việt Nam </w:t>
-      </w:r>
-      <w:proofErr w:type="spellStart"/>
-      <w:r>
-        <w:t>Số</w:t>
-      </w:r>
-      <w:proofErr w:type="spellEnd"/>
-      <w:r>
-        <w:t xml:space="preserve"> </w:t>
-      </w:r>
-      <w:proofErr w:type="spellStart"/>
-      <w:r>
-        <w:t>định</w:t>
-      </w:r>
-      <w:proofErr w:type="spellEnd"/>
-      <w:r>
-        <w:t xml:space="preserve"> </w:t>
-      </w:r>
-      <w:proofErr w:type="spellStart"/>
-      <w:r>
-        <w:t>danh</w:t>
-      </w:r>
-      <w:proofErr w:type="spellEnd"/>
-      <w:r>
-        <w:t xml:space="preserve"> </w:t>
-      </w:r>
-      <w:proofErr w:type="spellStart"/>
-      <w:r>
-        <w:t>cá</w:t>
-      </w:r>
-      <w:proofErr w:type="spellEnd"/>
-      <w:r>
-        <w:t xml:space="preserve"> </w:t>
-      </w:r>
-      <w:proofErr w:type="spellStart"/>
-      <w:r>
-        <w:t>nhân</w:t>
-      </w:r>
-      <w:proofErr w:type="spellEnd"/>
-      <w:r>
-        <w:t xml:space="preserve">: 042188011607 </w:t>
-      </w:r>
-      <w:proofErr w:type="spellStart"/>
-      <w:r>
-        <w:t>Địa</w:t>
-      </w:r>
-      <w:proofErr w:type="spellEnd"/>
-      <w:r>
-        <w:t xml:space="preserve"> </w:t>
-      </w:r>
-      <w:proofErr w:type="spellStart"/>
-      <w:r>
-        <w:t>chỉ</w:t>
-      </w:r>
-      <w:proofErr w:type="spellEnd"/>
-      <w:r>
-        <w:t xml:space="preserve"> </w:t>
-      </w:r>
-      <w:proofErr w:type="spellStart"/>
-      <w:r>
-        <w:t>liên</w:t>
-      </w:r>
-      <w:proofErr w:type="spellEnd"/>
-      <w:r>
-        <w:t xml:space="preserve"> </w:t>
-      </w:r>
-      <w:proofErr w:type="spellStart"/>
-      <w:r>
-        <w:t>lạc</w:t>
-      </w:r>
-      <w:proofErr w:type="spellEnd"/>
-      <w:r>
-        <w:t xml:space="preserve">: </w:t>
-      </w:r>
-      <w:proofErr w:type="spellStart"/>
-      <w:r>
-        <w:t>Thôn</w:t>
-      </w:r>
-      <w:proofErr w:type="spellEnd"/>
-      <w:r>
-        <w:t xml:space="preserve"> Tân Giang, </w:t>
-      </w:r>
-      <w:proofErr w:type="spellStart"/>
-      <w:r>
-        <w:t>Xã</w:t>
-      </w:r>
-      <w:proofErr w:type="spellEnd"/>
-      <w:r>
-        <w:t xml:space="preserve"> </w:t>
-      </w:r>
-      <w:proofErr w:type="spellStart"/>
-      <w:r>
-        <w:t>Kỳ</w:t>
-      </w:r>
-      <w:proofErr w:type="spellEnd"/>
-      <w:r>
-        <w:t xml:space="preserve"> Anh, </w:t>
-      </w:r>
-      <w:proofErr w:type="spellStart"/>
-      <w:r>
-        <w:t>Tỉnh</w:t>
-      </w:r>
-      <w:proofErr w:type="spellEnd"/>
-      <w:r>
-        <w:t xml:space="preserve"> Hà Tĩnh, Việt Nam </w:t>
-      </w:r>
-    </w:p>
-    <w:p>
-      <w:r>
-        <w:rPr>
-          <w:b/>
-          <w:bCs/>
-        </w:rPr>
-        <w:t xml:space="preserve">5. </w:t>
-      </w:r>
-      <w:proofErr w:type="spellStart"/>
-      <w:r>
-        <w:rPr>
-          <w:b/>
-          <w:bCs/>
-        </w:rPr>
-        <w:t>Người</w:t>
-      </w:r>
-      <w:proofErr w:type="spellEnd"/>
-      <w:r>
-        <w:rPr>
-          <w:b/>
-          <w:bCs/>
-        </w:rPr>
-        <w:t xml:space="preserve"> </w:t>
-      </w:r>
-      <w:proofErr w:type="spellStart"/>
-      <w:r>
-        <w:rPr>
-          <w:b/>
-          <w:bCs/>
-        </w:rPr>
-        <w:t>đại</w:t>
-      </w:r>
-      <w:proofErr w:type="spellEnd"/>
-      <w:r>
-        <w:rPr>
-          <w:b/>
-          <w:bCs/>
-        </w:rPr>
-        <w:t xml:space="preserve"> </w:t>
-      </w:r>
-      <w:proofErr w:type="spellStart"/>
-      <w:r>
-        <w:rPr>
-          <w:b/>
-          <w:bCs/>
-        </w:rPr>
-        <w:t>diện</w:t>
-      </w:r>
-      <w:proofErr w:type="spellEnd"/>
-      <w:r>
-        <w:rPr>
-          <w:b/>
-          <w:bCs/>
-        </w:rPr>
-        <w:t xml:space="preserve"> </w:t>
-      </w:r>
-      <w:proofErr w:type="spellStart"/>
-      <w:r>
-        <w:rPr>
-          <w:b/>
-          <w:bCs/>
-        </w:rPr>
-        <w:t>theo</w:t>
-      </w:r>
-      <w:proofErr w:type="spellEnd"/>
-      <w:r>
-        <w:rPr>
-          <w:b/>
-          <w:bCs/>
-        </w:rPr>
-        <w:t xml:space="preserve"> </w:t>
-      </w:r>
-      <w:proofErr w:type="spellStart"/>
-      <w:r>
-        <w:rPr>
-          <w:b/>
-          <w:bCs/>
-        </w:rPr>
-        <w:t>pháp</w:t>
-      </w:r>
-      <w:proofErr w:type="spellEnd"/>
-      <w:r>
-        <w:rPr>
-          <w:b/>
-          <w:bCs/>
-        </w:rPr>
-        <w:t xml:space="preserve"> </w:t>
-      </w:r>
-      <w:proofErr w:type="spellStart"/>
-      <w:r>
-        <w:rPr>
-          <w:b/>
-          <w:bCs/>
-        </w:rPr>
-        <w:t>luật</w:t>
-      </w:r>
-      <w:proofErr w:type="spellEnd"/>
-      <w:r>
-        <w:rPr>
-          <w:b/>
-          <w:bCs/>
-        </w:rPr>
-        <w:t xml:space="preserve"> </w:t>
-      </w:r>
-      <w:proofErr w:type="spellStart"/>
-      <w:r>
-        <w:rPr>
-          <w:b/>
-          <w:bCs/>
-        </w:rPr>
-        <w:t>của</w:t>
-      </w:r>
-      <w:proofErr w:type="spellEnd"/>
-      <w:r>
-        <w:rPr>
-          <w:b/>
-          <w:bCs/>
-        </w:rPr>
-        <w:t xml:space="preserve"> </w:t>
-      </w:r>
-      <w:proofErr w:type="spellStart"/>
-      <w:r>
-        <w:rPr>
-          <w:b/>
-          <w:bCs/>
-        </w:rPr>
-        <w:t>công</w:t>
-      </w:r>
-      <w:proofErr w:type="spellEnd"/>
-      <w:r>
-        <w:rPr>
-          <w:b/>
-          <w:bCs/>
-        </w:rPr>
-        <w:t xml:space="preserve"> ty</w:t>
-      </w:r>
-    </w:p>
-    <w:p>
-      <w:pPr>
-        <w:numPr>
-          <w:ilvl w:val="0"/>
-          <w:numId w:val="1"/>
-        </w:numPr>
-      </w:pPr>
-      <w:proofErr w:type="spellStart"/>
-      <w:r>
-        <w:t>Họ</w:t>
-      </w:r>
-      <w:proofErr w:type="spellEnd"/>
-      <w:r>
-        <w:t xml:space="preserve">, </w:t>
-      </w:r>
-      <w:proofErr w:type="spellStart"/>
-      <w:r>
-        <w:t>chữ</w:t>
-      </w:r>
-      <w:proofErr w:type="spellEnd"/>
-      <w:r>
-        <w:t xml:space="preserve"> </w:t>
-      </w:r>
-      <w:proofErr w:type="spellStart"/>
-      <w:r>
-        <w:t>đệm</w:t>
-      </w:r>
-      <w:proofErr w:type="spellEnd"/>
-      <w:r>
-        <w:t xml:space="preserve"> </w:t>
-      </w:r>
-      <w:proofErr w:type="spellStart"/>
-      <w:r>
-        <w:t>và</w:t>
-      </w:r>
-      <w:proofErr w:type="spellEnd"/>
-      <w:r>
-        <w:t xml:space="preserve"> </w:t>
-      </w:r>
-      <w:proofErr w:type="spellStart"/>
-      <w:r>
-        <w:t>tên</w:t>
-      </w:r>
-      <w:proofErr w:type="spellEnd"/>
-      <w:r>
-        <w:t xml:space="preserve">: HỒ THỊ TIẾP </w:t>
-      </w:r>
-      <w:proofErr w:type="spellStart"/>
-      <w:r>
-        <w:t>Ngày</w:t>
-      </w:r>
-      <w:proofErr w:type="spellEnd"/>
-      <w:r>
-        <w:t xml:space="preserve">, </w:t>
-      </w:r>
-      <w:proofErr w:type="spellStart"/>
-      <w:r>
-        <w:t>tháng</w:t>
-      </w:r>
-      <w:proofErr w:type="spellEnd"/>
-      <w:r>
-        <w:t xml:space="preserve">, </w:t>
-      </w:r>
-      <w:proofErr w:type="spellStart"/>
-      <w:r>
-        <w:t>năm</w:t>
-      </w:r>
-      <w:proofErr w:type="spellEnd"/>
-      <w:r>
-        <w:t xml:space="preserve"> </w:t>
-      </w:r>
-      <w:proofErr w:type="spellStart"/>
-      <w:r>
-        <w:t>sinh</w:t>
-      </w:r>
-      <w:proofErr w:type="spellEnd"/>
-      <w:r>
-        <w:t xml:space="preserve">: 04/10/1988 </w:t>
-      </w:r>
-      <w:proofErr w:type="spellStart"/>
-      <w:r>
-        <w:t>Giới</w:t>
-      </w:r>
-      <w:proofErr w:type="spellEnd"/>
-      <w:r>
-        <w:t xml:space="preserve"> </w:t>
-      </w:r>
-      <w:proofErr w:type="spellStart"/>
-      <w:r>
-        <w:t>tính</w:t>
-      </w:r>
-      <w:proofErr w:type="spellEnd"/>
-      <w:r>
-        <w:t xml:space="preserve">: </w:t>
-      </w:r>
-      <w:proofErr w:type="spellStart"/>
-      <w:r>
-        <w:t>Nữ</w:t>
-      </w:r>
-      <w:proofErr w:type="spellEnd"/>
-      <w:r>
-        <w:t xml:space="preserve"> Quốc </w:t>
-      </w:r>
-      <w:proofErr w:type="spellStart"/>
-      <w:r>
-        <w:t>tịch</w:t>
-      </w:r>
-      <w:proofErr w:type="spellEnd"/>
-      <w:r>
-        <w:t xml:space="preserve">: Việt Nam </w:t>
-      </w:r>
-      <w:proofErr w:type="spellStart"/>
-      <w:r>
-        <w:t>Chức</w:t>
-      </w:r>
-      <w:proofErr w:type="spellEnd"/>
-      <w:r>
-        <w:t xml:space="preserve"> </w:t>
-      </w:r>
-      <w:proofErr w:type="spellStart"/>
-      <w:r>
-        <w:t>danh</w:t>
-      </w:r>
-      <w:proofErr w:type="spellEnd"/>
-      <w:r>
-        <w:t xml:space="preserve">: </w:t>
-      </w:r>
-      <w:proofErr w:type="spellStart"/>
-      <w:r>
-        <w:t>Giám</w:t>
-      </w:r>
-      <w:proofErr w:type="spellEnd"/>
-      <w:r>
-        <w:t xml:space="preserve"> </w:t>
-      </w:r>
-      <w:proofErr w:type="spellStart"/>
-      <w:r>
-        <w:t>đốc</w:t>
-      </w:r>
-      <w:proofErr w:type="spellEnd"/>
-      <w:r>
-        <w:t xml:space="preserve"> </w:t>
-      </w:r>
-      <w:proofErr w:type="spellStart"/>
-      <w:r>
-        <w:t>Số</w:t>
-      </w:r>
-      <w:proofErr w:type="spellEnd"/>
-      <w:r>
-        <w:t xml:space="preserve"> </w:t>
-      </w:r>
-      <w:proofErr w:type="spellStart"/>
-      <w:r>
-        <w:t>định</w:t>
-      </w:r>
-      <w:proofErr w:type="spellEnd"/>
-      <w:r>
-        <w:t xml:space="preserve"> </w:t>
-      </w:r>
-      <w:proofErr w:type="spellStart"/>
-      <w:r>
-        <w:t>danh</w:t>
-      </w:r>
-      <w:proofErr w:type="spellEnd"/>
-      <w:r>
-        <w:t xml:space="preserve"> </w:t>
-      </w:r>
-      <w:proofErr w:type="spellStart"/>
-      <w:r>
-        <w:t>cá</w:t>
-      </w:r>
-      <w:proofErr w:type="spellEnd"/>
-      <w:r>
-        <w:t xml:space="preserve"> </w:t>
-      </w:r>
-      <w:proofErr w:type="spellStart"/>
-      <w:r>
-        <w:t>nhân</w:t>
-      </w:r>
-      <w:proofErr w:type="spellEnd"/>
-      <w:r>
-        <w:t xml:space="preserve">: 042188011607 </w:t>
-      </w:r>
-      <w:proofErr w:type="spellStart"/>
-      <w:r>
-        <w:t>Địa</w:t>
-      </w:r>
-      <w:proofErr w:type="spellEnd"/>
-      <w:r>
-        <w:t xml:space="preserve"> </w:t>
-      </w:r>
-      <w:proofErr w:type="spellStart"/>
-      <w:r>
-        <w:t>chỉ</w:t>
-      </w:r>
-      <w:proofErr w:type="spellEnd"/>
-      <w:r>
-        <w:t xml:space="preserve"> </w:t>
-      </w:r>
-      <w:proofErr w:type="spellStart"/>
-      <w:r>
-        <w:t>liên</w:t>
-      </w:r>
-      <w:proofErr w:type="spellEnd"/>
-      <w:r>
-        <w:t xml:space="preserve"> </w:t>
-      </w:r>
-      <w:proofErr w:type="spellStart"/>
-      <w:r>
-        <w:t>lạc</w:t>
-      </w:r>
-      <w:proofErr w:type="spellEnd"/>
-      <w:r>
-        <w:t xml:space="preserve">: </w:t>
-      </w:r>
-      <w:proofErr w:type="spellStart"/>
-      <w:r>
-        <w:t>Thôn</w:t>
-      </w:r>
-      <w:proofErr w:type="spellEnd"/>
-      <w:r>
-        <w:t xml:space="preserve"> Tân Giang, </w:t>
-      </w:r>
-      <w:proofErr w:type="spellStart"/>
-      <w:r>
-        <w:t>Xã</w:t>
-      </w:r>
-      <w:proofErr w:type="spellEnd"/>
-      <w:r>
-        <w:t xml:space="preserve"> </w:t>
-      </w:r>
-      <w:proofErr w:type="spellStart"/>
-      <w:r>
-        <w:t>Kỳ</w:t>
-      </w:r>
-      <w:proofErr w:type="spellEnd"/>
-      <w:r>
-        <w:t xml:space="preserve"> Anh, </w:t>
-      </w:r>
-      <w:proofErr w:type="spellStart"/>
-      <w:r>
-        <w:t>Tỉnh</w:t>
-      </w:r>
-      <w:proofErr w:type="spellEnd"/>
-      <w:r>
-        <w:t xml:space="preserve"> Hà Tĩnh, Việt Nam</w:t>
+        <w:t xml:space="preserve"> Chí Minh, Việt Nam</w:t>
       </w:r>
     </w:p>
     <w:p>
@@ -1944,7 +1806,6 @@
           <w:b/>
           <w:bCs/>
         </w:rPr>
-        <w:lastRenderedPageBreak/>
         <w:t>Dân</w:t>
       </w:r>
       <w:proofErr w:type="spellEnd"/>
@@ -3110,7 +2971,6 @@
   <w:style w:type="character" w:default="1" w:styleId="DefaultParagraphFont">
     <w:name w:val="Default Paragraph Font"/>
     <w:uiPriority w:val="1"/>
-    <w:semiHidden/>
     <w:unhideWhenUsed/>
   </w:style>
   <w:style w:type="table" w:default="1" w:styleId="TableNormal">
